--- a/Vinage-Technische-Documentatie.docx
+++ b/Vinage-Technische-Documentatie.docx
@@ -12242,6 +12242,28 @@
     </w:tbl>
     <w:p>
       <w:pPr>
+        <w:spacing w:after="0" w:before="80"/>
+      </w:pPr>
+      <w:r>
+        <w:t xml:space="preserve"/>
+      </w:r>
+    </w:p>
+    <w:p>
+      <w:pPr>
+        <w:spacing w:after="80" w:before="80"/>
+      </w:pPr>
+      <w:r>
+        <w:rPr>
+          <w:rFonts w:ascii="Arial" w:cs="Arial" w:eastAsia="Arial" w:hAnsi="Arial"/>
+          <w:color w:val="2C2C2C"/>
+          <w:sz w:val="22"/>
+          <w:szCs w:val="22"/>
+        </w:rPr>
+        <w:t xml:space="preserve">Gebruikers kunnen ook een eigen Anthropic- of OpenAI-sleutel invullen in de instellingen. In dat geval gaan verzoeken direct vanuit de browser naar de AI-provider, zonder tussenkomst van de proxy.</w:t>
+      </w:r>
+    </w:p>
+    <w:p>
+      <w:pPr>
         <w:spacing w:after="0" w:before="160"/>
       </w:pPr>
       <w:r>
@@ -12735,8 +12757,8 @@
         </w:tblBorders>
       </w:tblPr>
       <w:tblGrid>
-        <w:gridCol w:w="3800"/>
-        <w:gridCol w:w="5838"/>
+        <w:gridCol w:w="4200"/>
+        <w:gridCol w:w="5438"/>
       </w:tblGrid>
       <w:tr>
         <w:trPr>
@@ -12744,7 +12766,7 @@
         </w:trPr>
         <w:tc>
           <w:tcPr>
-            <w:tcW w:type="dxa" w:w="3800"/>
+            <w:tcW w:type="dxa" w:w="4200"/>
             <w:tcBorders>
               <w:top w:val="single" w:color="DDDDDD" w:sz="1"/>
               <w:left w:val="single" w:color="DDDDDD" w:sz="1"/>
@@ -12776,7 +12798,7 @@
         </w:tc>
         <w:tc>
           <w:tcPr>
-            <w:tcW w:type="dxa" w:w="5838"/>
+            <w:tcW w:type="dxa" w:w="5438"/>
             <w:tcBorders>
               <w:top w:val="single" w:color="DDDDDD" w:sz="1"/>
               <w:left w:val="single" w:color="DDDDDD" w:sz="1"/>
@@ -12810,59 +12832,59 @@
       <w:tr>
         <w:tc>
           <w:tcPr>
-            <w:tcW w:type="dxa" w:w="3800"/>
-            <w:tcBorders>
-              <w:top w:val="single" w:color="DDDDDD" w:sz="1"/>
-              <w:left w:val="single" w:color="DDDDDD" w:sz="1"/>
-              <w:bottom w:val="single" w:color="DDDDDD" w:sz="1"/>
-              <w:right w:val="single" w:color="DDDDDD" w:sz="1"/>
-            </w:tcBorders>
-            <w:shd w:fill="FFFFFF" w:val="clear"/>
-            <w:tcMar>
-              <w:top w:type="dxa" w:w="80"/>
-              <w:left w:type="dxa" w:w="120"/>
-              <w:bottom w:type="dxa" w:w="80"/>
-              <w:right w:type="dxa" w:w="120"/>
-            </w:tcMar>
-          </w:tcPr>
-          <w:p>
-            <w:r>
-              <w:rPr>
-                <w:rFonts w:ascii="Arial" w:cs="Arial" w:eastAsia="Arial" w:hAnsi="Arial"/>
-                <w:color w:val="2C2C2C"/>
-                <w:sz w:val="20"/>
-                <w:szCs w:val="20"/>
-              </w:rPr>
-              <w:t xml:space="preserve">Wijnlabels scannen (met foto)</w:t>
-            </w:r>
-          </w:p>
-        </w:tc>
-        <w:tc>
-          <w:tcPr>
-            <w:tcW w:type="dxa" w:w="5838"/>
-            <w:tcBorders>
-              <w:top w:val="single" w:color="DDDDDD" w:sz="1"/>
-              <w:left w:val="single" w:color="DDDDDD" w:sz="1"/>
-              <w:bottom w:val="single" w:color="DDDDDD" w:sz="1"/>
-              <w:right w:val="single" w:color="DDDDDD" w:sz="1"/>
-            </w:tcBorders>
-            <w:shd w:fill="FFFFFF" w:val="clear"/>
-            <w:tcMar>
-              <w:top w:type="dxa" w:w="80"/>
-              <w:left w:type="dxa" w:w="120"/>
-              <w:bottom w:type="dxa" w:w="80"/>
-              <w:right w:type="dxa" w:w="120"/>
-            </w:tcMar>
-          </w:tcPr>
-          <w:p>
-            <w:r>
-              <w:rPr>
-                <w:rFonts w:ascii="Arial" w:cs="Arial" w:eastAsia="Arial" w:hAnsi="Arial"/>
-                <w:color w:val="2C2C2C"/>
-                <w:sz w:val="20"/>
-                <w:szCs w:val="20"/>
-              </w:rPr>
-              <w:t xml:space="preserve">claude-haiku-4-5-20251001 (snel en goedkoop)</w:t>
+            <w:tcW w:type="dxa" w:w="4200"/>
+            <w:tcBorders>
+              <w:top w:val="single" w:color="DDDDDD" w:sz="1"/>
+              <w:left w:val="single" w:color="DDDDDD" w:sz="1"/>
+              <w:bottom w:val="single" w:color="DDDDDD" w:sz="1"/>
+              <w:right w:val="single" w:color="DDDDDD" w:sz="1"/>
+            </w:tcBorders>
+            <w:shd w:fill="FFFFFF" w:val="clear"/>
+            <w:tcMar>
+              <w:top w:type="dxa" w:w="80"/>
+              <w:left w:type="dxa" w:w="120"/>
+              <w:bottom w:type="dxa" w:w="80"/>
+              <w:right w:type="dxa" w:w="120"/>
+            </w:tcMar>
+          </w:tcPr>
+          <w:p>
+            <w:r>
+              <w:rPr>
+                <w:rFonts w:ascii="Arial" w:cs="Arial" w:eastAsia="Arial" w:hAnsi="Arial"/>
+                <w:color w:val="2C2C2C"/>
+                <w:sz w:val="20"/>
+                <w:szCs w:val="20"/>
+              </w:rPr>
+              <w:t xml:space="preserve">Wijnlabel scannen (met foto, via proxy)</w:t>
+            </w:r>
+          </w:p>
+        </w:tc>
+        <w:tc>
+          <w:tcPr>
+            <w:tcW w:type="dxa" w:w="5438"/>
+            <w:tcBorders>
+              <w:top w:val="single" w:color="DDDDDD" w:sz="1"/>
+              <w:left w:val="single" w:color="DDDDDD" w:sz="1"/>
+              <w:bottom w:val="single" w:color="DDDDDD" w:sz="1"/>
+              <w:right w:val="single" w:color="DDDDDD" w:sz="1"/>
+            </w:tcBorders>
+            <w:shd w:fill="FFFFFF" w:val="clear"/>
+            <w:tcMar>
+              <w:top w:type="dxa" w:w="80"/>
+              <w:left w:type="dxa" w:w="120"/>
+              <w:bottom w:type="dxa" w:w="80"/>
+              <w:right w:type="dxa" w:w="120"/>
+            </w:tcMar>
+          </w:tcPr>
+          <w:p>
+            <w:r>
+              <w:rPr>
+                <w:rFonts w:ascii="Arial" w:cs="Arial" w:eastAsia="Arial" w:hAnsi="Arial"/>
+                <w:color w:val="2C2C2C"/>
+                <w:sz w:val="20"/>
+                <w:szCs w:val="20"/>
+              </w:rPr>
+              <w:t xml:space="preserve">claude-opus-4-6 (hoogste beeldkwaliteit)</w:t>
             </w:r>
           </w:p>
         </w:tc>
@@ -12870,59 +12892,59 @@
       <w:tr>
         <w:tc>
           <w:tcPr>
-            <w:tcW w:type="dxa" w:w="3800"/>
-            <w:tcBorders>
-              <w:top w:val="single" w:color="DDDDDD" w:sz="1"/>
-              <w:left w:val="single" w:color="DDDDDD" w:sz="1"/>
-              <w:bottom w:val="single" w:color="DDDDDD" w:sz="1"/>
-              <w:right w:val="single" w:color="DDDDDD" w:sz="1"/>
-            </w:tcBorders>
-            <w:shd w:fill="F5F5F5" w:val="clear"/>
-            <w:tcMar>
-              <w:top w:type="dxa" w:w="80"/>
-              <w:left w:type="dxa" w:w="120"/>
-              <w:bottom w:type="dxa" w:w="80"/>
-              <w:right w:type="dxa" w:w="120"/>
-            </w:tcMar>
-          </w:tcPr>
-          <w:p>
-            <w:r>
-              <w:rPr>
-                <w:rFonts w:ascii="Arial" w:cs="Arial" w:eastAsia="Arial" w:hAnsi="Arial"/>
-                <w:color w:val="2C2C2C"/>
-                <w:sz w:val="20"/>
-                <w:szCs w:val="20"/>
-              </w:rPr>
-              <w:t xml:space="preserve">Tekst-advies / vragen</w:t>
-            </w:r>
-          </w:p>
-        </w:tc>
-        <w:tc>
-          <w:tcPr>
-            <w:tcW w:type="dxa" w:w="5838"/>
-            <w:tcBorders>
-              <w:top w:val="single" w:color="DDDDDD" w:sz="1"/>
-              <w:left w:val="single" w:color="DDDDDD" w:sz="1"/>
-              <w:bottom w:val="single" w:color="DDDDDD" w:sz="1"/>
-              <w:right w:val="single" w:color="DDDDDD" w:sz="1"/>
-            </w:tcBorders>
-            <w:shd w:fill="F5F5F5" w:val="clear"/>
-            <w:tcMar>
-              <w:top w:type="dxa" w:w="80"/>
-              <w:left w:type="dxa" w:w="120"/>
-              <w:bottom w:type="dxa" w:w="80"/>
-              <w:right w:type="dxa" w:w="120"/>
-            </w:tcMar>
-          </w:tcPr>
-          <w:p>
-            <w:r>
-              <w:rPr>
-                <w:rFonts w:ascii="Arial" w:cs="Arial" w:eastAsia="Arial" w:hAnsi="Arial"/>
-                <w:color w:val="2C2C2C"/>
-                <w:sz w:val="20"/>
-                <w:szCs w:val="20"/>
-              </w:rPr>
-              <w:t xml:space="preserve">claude-haiku-4-5-20251001 (standaard)</w:t>
+            <w:tcW w:type="dxa" w:w="4200"/>
+            <w:tcBorders>
+              <w:top w:val="single" w:color="DDDDDD" w:sz="1"/>
+              <w:left w:val="single" w:color="DDDDDD" w:sz="1"/>
+              <w:bottom w:val="single" w:color="DDDDDD" w:sz="1"/>
+              <w:right w:val="single" w:color="DDDDDD" w:sz="1"/>
+            </w:tcBorders>
+            <w:shd w:fill="F5F5F5" w:val="clear"/>
+            <w:tcMar>
+              <w:top w:type="dxa" w:w="80"/>
+              <w:left w:type="dxa" w:w="120"/>
+              <w:bottom w:type="dxa" w:w="80"/>
+              <w:right w:type="dxa" w:w="120"/>
+            </w:tcMar>
+          </w:tcPr>
+          <w:p>
+            <w:r>
+              <w:rPr>
+                <w:rFonts w:ascii="Arial" w:cs="Arial" w:eastAsia="Arial" w:hAnsi="Arial"/>
+                <w:color w:val="2C2C2C"/>
+                <w:sz w:val="20"/>
+                <w:szCs w:val="20"/>
+              </w:rPr>
+              <w:t xml:space="preserve">Wijnlabel scannen (eigen Anthropic-sleutel)</w:t>
+            </w:r>
+          </w:p>
+        </w:tc>
+        <w:tc>
+          <w:tcPr>
+            <w:tcW w:type="dxa" w:w="5438"/>
+            <w:tcBorders>
+              <w:top w:val="single" w:color="DDDDDD" w:sz="1"/>
+              <w:left w:val="single" w:color="DDDDDD" w:sz="1"/>
+              <w:bottom w:val="single" w:color="DDDDDD" w:sz="1"/>
+              <w:right w:val="single" w:color="DDDDDD" w:sz="1"/>
+            </w:tcBorders>
+            <w:shd w:fill="F5F5F5" w:val="clear"/>
+            <w:tcMar>
+              <w:top w:type="dxa" w:w="80"/>
+              <w:left w:type="dxa" w:w="120"/>
+              <w:bottom w:type="dxa" w:w="80"/>
+              <w:right w:type="dxa" w:w="120"/>
+            </w:tcMar>
+          </w:tcPr>
+          <w:p>
+            <w:r>
+              <w:rPr>
+                <w:rFonts w:ascii="Arial" w:cs="Arial" w:eastAsia="Arial" w:hAnsi="Arial"/>
+                <w:color w:val="2C2C2C"/>
+                <w:sz w:val="20"/>
+                <w:szCs w:val="20"/>
+              </w:rPr>
+              <w:t xml:space="preserve">claude-opus-4-6</w:t>
             </w:r>
           </w:p>
         </w:tc>
@@ -12930,64 +12952,1997 @@
       <w:tr>
         <w:tc>
           <w:tcPr>
-            <w:tcW w:type="dxa" w:w="3800"/>
-            <w:tcBorders>
-              <w:top w:val="single" w:color="DDDDDD" w:sz="1"/>
-              <w:left w:val="single" w:color="DDDDDD" w:sz="1"/>
-              <w:bottom w:val="single" w:color="DDDDDD" w:sz="1"/>
-              <w:right w:val="single" w:color="DDDDDD" w:sz="1"/>
-            </w:tcBorders>
-            <w:shd w:fill="FFFFFF" w:val="clear"/>
-            <w:tcMar>
-              <w:top w:type="dxa" w:w="80"/>
-              <w:left w:type="dxa" w:w="120"/>
-              <w:bottom w:type="dxa" w:w="80"/>
-              <w:right w:type="dxa" w:w="120"/>
-            </w:tcMar>
-          </w:tcPr>
-          <w:p>
-            <w:r>
-              <w:rPr>
-                <w:rFonts w:ascii="Arial" w:cs="Arial" w:eastAsia="Arial" w:hAnsi="Arial"/>
-                <w:color w:val="2C2C2C"/>
-                <w:sz w:val="20"/>
-                <w:szCs w:val="20"/>
-              </w:rPr>
-              <w:t xml:space="preserve">Optioneel (toekomstig)</w:t>
-            </w:r>
-          </w:p>
-        </w:tc>
-        <w:tc>
-          <w:tcPr>
-            <w:tcW w:type="dxa" w:w="5838"/>
-            <w:tcBorders>
-              <w:top w:val="single" w:color="DDDDDD" w:sz="1"/>
-              <w:left w:val="single" w:color="DDDDDD" w:sz="1"/>
-              <w:bottom w:val="single" w:color="DDDDDD" w:sz="1"/>
-              <w:right w:val="single" w:color="DDDDDD" w:sz="1"/>
-            </w:tcBorders>
-            <w:shd w:fill="FFFFFF" w:val="clear"/>
-            <w:tcMar>
-              <w:top w:type="dxa" w:w="80"/>
-              <w:left w:type="dxa" w:w="120"/>
-              <w:bottom w:type="dxa" w:w="80"/>
-              <w:right w:type="dxa" w:w="120"/>
-            </w:tcMar>
-          </w:tcPr>
-          <w:p>
-            <w:r>
-              <w:rPr>
-                <w:rFonts w:ascii="Arial" w:cs="Arial" w:eastAsia="Arial" w:hAnsi="Arial"/>
-                <w:color w:val="2C2C2C"/>
-                <w:sz w:val="20"/>
-                <w:szCs w:val="20"/>
-              </w:rPr>
-              <w:t xml:space="preserve">claude-sonnet-4-6 (hogere kwaliteit, hogere kosten)</w:t>
+            <w:tcW w:type="dxa" w:w="4200"/>
+            <w:tcBorders>
+              <w:top w:val="single" w:color="DDDDDD" w:sz="1"/>
+              <w:left w:val="single" w:color="DDDDDD" w:sz="1"/>
+              <w:bottom w:val="single" w:color="DDDDDD" w:sz="1"/>
+              <w:right w:val="single" w:color="DDDDDD" w:sz="1"/>
+            </w:tcBorders>
+            <w:shd w:fill="FFFFFF" w:val="clear"/>
+            <w:tcMar>
+              <w:top w:type="dxa" w:w="80"/>
+              <w:left w:type="dxa" w:w="120"/>
+              <w:bottom w:type="dxa" w:w="80"/>
+              <w:right w:type="dxa" w:w="120"/>
+            </w:tcMar>
+          </w:tcPr>
+          <w:p>
+            <w:r>
+              <w:rPr>
+                <w:rFonts w:ascii="Arial" w:cs="Arial" w:eastAsia="Arial" w:hAnsi="Arial"/>
+                <w:color w:val="2C2C2C"/>
+                <w:sz w:val="20"/>
+                <w:szCs w:val="20"/>
+              </w:rPr>
+              <w:t xml:space="preserve">Alle andere AI-functies (tekst)</w:t>
+            </w:r>
+          </w:p>
+        </w:tc>
+        <w:tc>
+          <w:tcPr>
+            <w:tcW w:type="dxa" w:w="5438"/>
+            <w:tcBorders>
+              <w:top w:val="single" w:color="DDDDDD" w:sz="1"/>
+              <w:left w:val="single" w:color="DDDDDD" w:sz="1"/>
+              <w:bottom w:val="single" w:color="DDDDDD" w:sz="1"/>
+              <w:right w:val="single" w:color="DDDDDD" w:sz="1"/>
+            </w:tcBorders>
+            <w:shd w:fill="FFFFFF" w:val="clear"/>
+            <w:tcMar>
+              <w:top w:type="dxa" w:w="80"/>
+              <w:left w:type="dxa" w:w="120"/>
+              <w:bottom w:type="dxa" w:w="80"/>
+              <w:right w:type="dxa" w:w="120"/>
+            </w:tcMar>
+          </w:tcPr>
+          <w:p>
+            <w:r>
+              <w:rPr>
+                <w:rFonts w:ascii="Arial" w:cs="Arial" w:eastAsia="Arial" w:hAnsi="Arial"/>
+                <w:color w:val="2C2C2C"/>
+                <w:sz w:val="20"/>
+                <w:szCs w:val="20"/>
+              </w:rPr>
+              <w:t xml:space="preserve">claude-haiku-4-5-20251001 (snel en kostenefficiënt)</w:t>
+            </w:r>
+          </w:p>
+        </w:tc>
+      </w:tr>
+      <w:tr>
+        <w:tc>
+          <w:tcPr>
+            <w:tcW w:type="dxa" w:w="4200"/>
+            <w:tcBorders>
+              <w:top w:val="single" w:color="DDDDDD" w:sz="1"/>
+              <w:left w:val="single" w:color="DDDDDD" w:sz="1"/>
+              <w:bottom w:val="single" w:color="DDDDDD" w:sz="1"/>
+              <w:right w:val="single" w:color="DDDDDD" w:sz="1"/>
+            </w:tcBorders>
+            <w:shd w:fill="F5F5F5" w:val="clear"/>
+            <w:tcMar>
+              <w:top w:type="dxa" w:w="80"/>
+              <w:left w:type="dxa" w:w="120"/>
+              <w:bottom w:type="dxa" w:w="80"/>
+              <w:right w:type="dxa" w:w="120"/>
+            </w:tcMar>
+          </w:tcPr>
+          <w:p>
+            <w:r>
+              <w:rPr>
+                <w:rFonts w:ascii="Arial" w:cs="Arial" w:eastAsia="Arial" w:hAnsi="Arial"/>
+                <w:color w:val="2C2C2C"/>
+                <w:sz w:val="20"/>
+                <w:szCs w:val="20"/>
+              </w:rPr>
+              <w:t xml:space="preserve">OpenAI-alternatief (eigen sleutel)</w:t>
+            </w:r>
+          </w:p>
+        </w:tc>
+        <w:tc>
+          <w:tcPr>
+            <w:tcW w:type="dxa" w:w="5438"/>
+            <w:tcBorders>
+              <w:top w:val="single" w:color="DDDDDD" w:sz="1"/>
+              <w:left w:val="single" w:color="DDDDDD" w:sz="1"/>
+              <w:bottom w:val="single" w:color="DDDDDD" w:sz="1"/>
+              <w:right w:val="single" w:color="DDDDDD" w:sz="1"/>
+            </w:tcBorders>
+            <w:shd w:fill="F5F5F5" w:val="clear"/>
+            <w:tcMar>
+              <w:top w:type="dxa" w:w="80"/>
+              <w:left w:type="dxa" w:w="120"/>
+              <w:bottom w:type="dxa" w:w="80"/>
+              <w:right w:type="dxa" w:w="120"/>
+            </w:tcMar>
+          </w:tcPr>
+          <w:p>
+            <w:r>
+              <w:rPr>
+                <w:rFonts w:ascii="Arial" w:cs="Arial" w:eastAsia="Arial" w:hAnsi="Arial"/>
+                <w:color w:val="2C2C2C"/>
+                <w:sz w:val="20"/>
+                <w:szCs w:val="20"/>
+              </w:rPr>
+              <w:t xml:space="preserve">gpt-4o-mini (voor vision én tekst)</w:t>
             </w:r>
           </w:p>
         </w:tc>
       </w:tr>
     </w:tbl>
+    <w:p>
+      <w:pPr>
+        <w:spacing w:after="0" w:before="160"/>
+      </w:pPr>
+      <w:r>
+        <w:t xml:space="preserve"/>
+      </w:r>
+    </w:p>
+    <w:p>
+      <w:pPr>
+        <w:pStyle w:val="Heading2"/>
+        <w:spacing w:after="120" w:before="320"/>
+      </w:pPr>
+      <w:r>
+        <w:rPr>
+          <w:rFonts w:ascii="Arial" w:cs="Arial" w:eastAsia="Arial" w:hAnsi="Arial"/>
+          <w:b/>
+          <w:bCs/>
+          <w:color w:val="2C2C2C"/>
+          <w:sz w:val="28"/>
+          <w:szCs w:val="28"/>
+        </w:rPr>
+        <w:t xml:space="preserve">8.4 Labelscanning — wat Claude zoekt</w:t>
+      </w:r>
+    </w:p>
+    <w:p>
+      <w:pPr>
+        <w:spacing w:after="80" w:before="80"/>
+      </w:pPr>
+      <w:r>
+        <w:rPr>
+          <w:rFonts w:ascii="Arial" w:cs="Arial" w:eastAsia="Arial" w:hAnsi="Arial"/>
+          <w:color w:val="2C2C2C"/>
+          <w:sz w:val="22"/>
+          <w:szCs w:val="22"/>
+        </w:rPr>
+        <w:t xml:space="preserve">Wanneer een gebruiker een foto van een wijnlabel maakt, stuurt de app die afbeelding naar Claude met de volgende instructie: "Je bent een expert sommelier. Analyseer dit wijnlabeletiket en extraheer alle zichtbare informatie." Claude geeft altijd een JSON-object terug met deze velden:</w:t>
+      </w:r>
+    </w:p>
+    <w:p>
+      <w:pPr>
+        <w:spacing w:after="0" w:before="80"/>
+      </w:pPr>
+      <w:r>
+        <w:t xml:space="preserve"/>
+      </w:r>
+    </w:p>
+    <w:tbl>
+      <w:tblPr>
+        <w:tblW w:type="dxa" w:w="9638"/>
+        <w:tblBorders>
+          <w:top w:val="single" w:color="auto" w:sz="4"/>
+          <w:left w:val="single" w:color="auto" w:sz="4"/>
+          <w:bottom w:val="single" w:color="auto" w:sz="4"/>
+          <w:right w:val="single" w:color="auto" w:sz="4"/>
+          <w:insideH w:val="single" w:color="auto" w:sz="4"/>
+          <w:insideV w:val="single" w:color="auto" w:sz="4"/>
+        </w:tblBorders>
+      </w:tblPr>
+      <w:tblGrid>
+        <w:gridCol w:w="2000"/>
+        <w:gridCol w:w="1400"/>
+        <w:gridCol w:w="6238"/>
+      </w:tblGrid>
+      <w:tr>
+        <w:trPr>
+          <w:tblHeader/>
+        </w:trPr>
+        <w:tc>
+          <w:tcPr>
+            <w:tcW w:type="dxa" w:w="2000"/>
+            <w:tcBorders>
+              <w:top w:val="single" w:color="DDDDDD" w:sz="1"/>
+              <w:left w:val="single" w:color="DDDDDD" w:sz="1"/>
+              <w:bottom w:val="single" w:color="DDDDDD" w:sz="1"/>
+              <w:right w:val="single" w:color="DDDDDD" w:sz="1"/>
+            </w:tcBorders>
+            <w:shd w:fill="7B2D3E" w:val="clear"/>
+            <w:tcMar>
+              <w:top w:type="dxa" w:w="80"/>
+              <w:left w:type="dxa" w:w="120"/>
+              <w:bottom w:type="dxa" w:w="80"/>
+              <w:right w:type="dxa" w:w="120"/>
+            </w:tcMar>
+            <w:vAlign w:val="center"/>
+          </w:tcPr>
+          <w:p>
+            <w:r>
+              <w:rPr>
+                <w:rFonts w:ascii="Arial" w:cs="Arial" w:eastAsia="Arial" w:hAnsi="Arial"/>
+                <w:b/>
+                <w:bCs/>
+                <w:color w:val="FFFFFF"/>
+                <w:sz w:val="20"/>
+                <w:szCs w:val="20"/>
+              </w:rPr>
+              <w:t xml:space="preserve">Veld</w:t>
+            </w:r>
+          </w:p>
+        </w:tc>
+        <w:tc>
+          <w:tcPr>
+            <w:tcW w:type="dxa" w:w="1400"/>
+            <w:tcBorders>
+              <w:top w:val="single" w:color="DDDDDD" w:sz="1"/>
+              <w:left w:val="single" w:color="DDDDDD" w:sz="1"/>
+              <w:bottom w:val="single" w:color="DDDDDD" w:sz="1"/>
+              <w:right w:val="single" w:color="DDDDDD" w:sz="1"/>
+            </w:tcBorders>
+            <w:shd w:fill="7B2D3E" w:val="clear"/>
+            <w:tcMar>
+              <w:top w:type="dxa" w:w="80"/>
+              <w:left w:type="dxa" w:w="120"/>
+              <w:bottom w:type="dxa" w:w="80"/>
+              <w:right w:type="dxa" w:w="120"/>
+            </w:tcMar>
+            <w:vAlign w:val="center"/>
+          </w:tcPr>
+          <w:p>
+            <w:r>
+              <w:rPr>
+                <w:rFonts w:ascii="Arial" w:cs="Arial" w:eastAsia="Arial" w:hAnsi="Arial"/>
+                <w:b/>
+                <w:bCs/>
+                <w:color w:val="FFFFFF"/>
+                <w:sz w:val="20"/>
+                <w:szCs w:val="20"/>
+              </w:rPr>
+              <w:t xml:space="preserve">Type</w:t>
+            </w:r>
+          </w:p>
+        </w:tc>
+        <w:tc>
+          <w:tcPr>
+            <w:tcW w:type="dxa" w:w="6238"/>
+            <w:tcBorders>
+              <w:top w:val="single" w:color="DDDDDD" w:sz="1"/>
+              <w:left w:val="single" w:color="DDDDDD" w:sz="1"/>
+              <w:bottom w:val="single" w:color="DDDDDD" w:sz="1"/>
+              <w:right w:val="single" w:color="DDDDDD" w:sz="1"/>
+            </w:tcBorders>
+            <w:shd w:fill="7B2D3E" w:val="clear"/>
+            <w:tcMar>
+              <w:top w:type="dxa" w:w="80"/>
+              <w:left w:type="dxa" w:w="120"/>
+              <w:bottom w:type="dxa" w:w="80"/>
+              <w:right w:type="dxa" w:w="120"/>
+            </w:tcMar>
+            <w:vAlign w:val="center"/>
+          </w:tcPr>
+          <w:p>
+            <w:r>
+              <w:rPr>
+                <w:rFonts w:ascii="Arial" w:cs="Arial" w:eastAsia="Arial" w:hAnsi="Arial"/>
+                <w:b/>
+                <w:bCs/>
+                <w:color w:val="FFFFFF"/>
+                <w:sz w:val="20"/>
+                <w:szCs w:val="20"/>
+              </w:rPr>
+              <w:t xml:space="preserve">Wat Claude daarvoor doet</w:t>
+            </w:r>
+          </w:p>
+        </w:tc>
+      </w:tr>
+      <w:tr>
+        <w:tc>
+          <w:tcPr>
+            <w:tcW w:type="dxa" w:w="2000"/>
+            <w:tcBorders>
+              <w:top w:val="single" w:color="DDDDDD" w:sz="1"/>
+              <w:left w:val="single" w:color="DDDDDD" w:sz="1"/>
+              <w:bottom w:val="single" w:color="DDDDDD" w:sz="1"/>
+              <w:right w:val="single" w:color="DDDDDD" w:sz="1"/>
+            </w:tcBorders>
+            <w:shd w:fill="FFFFFF" w:val="clear"/>
+            <w:tcMar>
+              <w:top w:type="dxa" w:w="80"/>
+              <w:left w:type="dxa" w:w="120"/>
+              <w:bottom w:type="dxa" w:w="80"/>
+              <w:right w:type="dxa" w:w="120"/>
+            </w:tcMar>
+          </w:tcPr>
+          <w:p>
+            <w:r>
+              <w:rPr>
+                <w:rFonts w:ascii="Arial" w:cs="Arial" w:eastAsia="Arial" w:hAnsi="Arial"/>
+                <w:color w:val="2C2C2C"/>
+                <w:sz w:val="20"/>
+                <w:szCs w:val="20"/>
+              </w:rPr>
+              <w:t xml:space="preserve">name</w:t>
+            </w:r>
+          </w:p>
+        </w:tc>
+        <w:tc>
+          <w:tcPr>
+            <w:tcW w:type="dxa" w:w="1400"/>
+            <w:tcBorders>
+              <w:top w:val="single" w:color="DDDDDD" w:sz="1"/>
+              <w:left w:val="single" w:color="DDDDDD" w:sz="1"/>
+              <w:bottom w:val="single" w:color="DDDDDD" w:sz="1"/>
+              <w:right w:val="single" w:color="DDDDDD" w:sz="1"/>
+            </w:tcBorders>
+            <w:shd w:fill="FFFFFF" w:val="clear"/>
+            <w:tcMar>
+              <w:top w:type="dxa" w:w="80"/>
+              <w:left w:type="dxa" w:w="120"/>
+              <w:bottom w:type="dxa" w:w="80"/>
+              <w:right w:type="dxa" w:w="120"/>
+            </w:tcMar>
+          </w:tcPr>
+          <w:p>
+            <w:r>
+              <w:rPr>
+                <w:rFonts w:ascii="Arial" w:cs="Arial" w:eastAsia="Arial" w:hAnsi="Arial"/>
+                <w:color w:val="2C2C2C"/>
+                <w:sz w:val="20"/>
+                <w:szCs w:val="20"/>
+              </w:rPr>
+              <w:t xml:space="preserve">string</w:t>
+            </w:r>
+          </w:p>
+        </w:tc>
+        <w:tc>
+          <w:tcPr>
+            <w:tcW w:type="dxa" w:w="6238"/>
+            <w:tcBorders>
+              <w:top w:val="single" w:color="DDDDDD" w:sz="1"/>
+              <w:left w:val="single" w:color="DDDDDD" w:sz="1"/>
+              <w:bottom w:val="single" w:color="DDDDDD" w:sz="1"/>
+              <w:right w:val="single" w:color="DDDDDD" w:sz="1"/>
+            </w:tcBorders>
+            <w:shd w:fill="FFFFFF" w:val="clear"/>
+            <w:tcMar>
+              <w:top w:type="dxa" w:w="80"/>
+              <w:left w:type="dxa" w:w="120"/>
+              <w:bottom w:type="dxa" w:w="80"/>
+              <w:right w:type="dxa" w:w="120"/>
+            </w:tcMar>
+          </w:tcPr>
+          <w:p>
+            <w:r>
+              <w:rPr>
+                <w:rFonts w:ascii="Arial" w:cs="Arial" w:eastAsia="Arial" w:hAnsi="Arial"/>
+                <w:color w:val="2C2C2C"/>
+                <w:sz w:val="20"/>
+                <w:szCs w:val="20"/>
+              </w:rPr>
+              <w:t xml:space="preserve">Leest de volledige wijnnaam van het etiket</w:t>
+            </w:r>
+          </w:p>
+        </w:tc>
+      </w:tr>
+      <w:tr>
+        <w:tc>
+          <w:tcPr>
+            <w:tcW w:type="dxa" w:w="2000"/>
+            <w:tcBorders>
+              <w:top w:val="single" w:color="DDDDDD" w:sz="1"/>
+              <w:left w:val="single" w:color="DDDDDD" w:sz="1"/>
+              <w:bottom w:val="single" w:color="DDDDDD" w:sz="1"/>
+              <w:right w:val="single" w:color="DDDDDD" w:sz="1"/>
+            </w:tcBorders>
+            <w:shd w:fill="F5F5F5" w:val="clear"/>
+            <w:tcMar>
+              <w:top w:type="dxa" w:w="80"/>
+              <w:left w:type="dxa" w:w="120"/>
+              <w:bottom w:type="dxa" w:w="80"/>
+              <w:right w:type="dxa" w:w="120"/>
+            </w:tcMar>
+          </w:tcPr>
+          <w:p>
+            <w:r>
+              <w:rPr>
+                <w:rFonts w:ascii="Arial" w:cs="Arial" w:eastAsia="Arial" w:hAnsi="Arial"/>
+                <w:color w:val="2C2C2C"/>
+                <w:sz w:val="20"/>
+                <w:szCs w:val="20"/>
+              </w:rPr>
+              <w:t xml:space="preserve">producer</w:t>
+            </w:r>
+          </w:p>
+        </w:tc>
+        <w:tc>
+          <w:tcPr>
+            <w:tcW w:type="dxa" w:w="1400"/>
+            <w:tcBorders>
+              <w:top w:val="single" w:color="DDDDDD" w:sz="1"/>
+              <w:left w:val="single" w:color="DDDDDD" w:sz="1"/>
+              <w:bottom w:val="single" w:color="DDDDDD" w:sz="1"/>
+              <w:right w:val="single" w:color="DDDDDD" w:sz="1"/>
+            </w:tcBorders>
+            <w:shd w:fill="F5F5F5" w:val="clear"/>
+            <w:tcMar>
+              <w:top w:type="dxa" w:w="80"/>
+              <w:left w:type="dxa" w:w="120"/>
+              <w:bottom w:type="dxa" w:w="80"/>
+              <w:right w:type="dxa" w:w="120"/>
+            </w:tcMar>
+          </w:tcPr>
+          <w:p>
+            <w:r>
+              <w:rPr>
+                <w:rFonts w:ascii="Arial" w:cs="Arial" w:eastAsia="Arial" w:hAnsi="Arial"/>
+                <w:color w:val="2C2C2C"/>
+                <w:sz w:val="20"/>
+                <w:szCs w:val="20"/>
+              </w:rPr>
+              <w:t xml:space="preserve">string</w:t>
+            </w:r>
+          </w:p>
+        </w:tc>
+        <w:tc>
+          <w:tcPr>
+            <w:tcW w:type="dxa" w:w="6238"/>
+            <w:tcBorders>
+              <w:top w:val="single" w:color="DDDDDD" w:sz="1"/>
+              <w:left w:val="single" w:color="DDDDDD" w:sz="1"/>
+              <w:bottom w:val="single" w:color="DDDDDD" w:sz="1"/>
+              <w:right w:val="single" w:color="DDDDDD" w:sz="1"/>
+            </w:tcBorders>
+            <w:shd w:fill="F5F5F5" w:val="clear"/>
+            <w:tcMar>
+              <w:top w:type="dxa" w:w="80"/>
+              <w:left w:type="dxa" w:w="120"/>
+              <w:bottom w:type="dxa" w:w="80"/>
+              <w:right w:type="dxa" w:w="120"/>
+            </w:tcMar>
+          </w:tcPr>
+          <w:p>
+            <w:r>
+              <w:rPr>
+                <w:rFonts w:ascii="Arial" w:cs="Arial" w:eastAsia="Arial" w:hAnsi="Arial"/>
+                <w:color w:val="2C2C2C"/>
+                <w:sz w:val="20"/>
+                <w:szCs w:val="20"/>
+              </w:rPr>
+              <w:t xml:space="preserve">Herkent de producent of het wijnhuis</w:t>
+            </w:r>
+          </w:p>
+        </w:tc>
+      </w:tr>
+      <w:tr>
+        <w:tc>
+          <w:tcPr>
+            <w:tcW w:type="dxa" w:w="2000"/>
+            <w:tcBorders>
+              <w:top w:val="single" w:color="DDDDDD" w:sz="1"/>
+              <w:left w:val="single" w:color="DDDDDD" w:sz="1"/>
+              <w:bottom w:val="single" w:color="DDDDDD" w:sz="1"/>
+              <w:right w:val="single" w:color="DDDDDD" w:sz="1"/>
+            </w:tcBorders>
+            <w:shd w:fill="FFFFFF" w:val="clear"/>
+            <w:tcMar>
+              <w:top w:type="dxa" w:w="80"/>
+              <w:left w:type="dxa" w:w="120"/>
+              <w:bottom w:type="dxa" w:w="80"/>
+              <w:right w:type="dxa" w:w="120"/>
+            </w:tcMar>
+          </w:tcPr>
+          <w:p>
+            <w:r>
+              <w:rPr>
+                <w:rFonts w:ascii="Arial" w:cs="Arial" w:eastAsia="Arial" w:hAnsi="Arial"/>
+                <w:color w:val="2C2C2C"/>
+                <w:sz w:val="20"/>
+                <w:szCs w:val="20"/>
+              </w:rPr>
+              <w:t xml:space="preserve">vintage</w:t>
+            </w:r>
+          </w:p>
+        </w:tc>
+        <w:tc>
+          <w:tcPr>
+            <w:tcW w:type="dxa" w:w="1400"/>
+            <w:tcBorders>
+              <w:top w:val="single" w:color="DDDDDD" w:sz="1"/>
+              <w:left w:val="single" w:color="DDDDDD" w:sz="1"/>
+              <w:bottom w:val="single" w:color="DDDDDD" w:sz="1"/>
+              <w:right w:val="single" w:color="DDDDDD" w:sz="1"/>
+            </w:tcBorders>
+            <w:shd w:fill="FFFFFF" w:val="clear"/>
+            <w:tcMar>
+              <w:top w:type="dxa" w:w="80"/>
+              <w:left w:type="dxa" w:w="120"/>
+              <w:bottom w:type="dxa" w:w="80"/>
+              <w:right w:type="dxa" w:w="120"/>
+            </w:tcMar>
+          </w:tcPr>
+          <w:p>
+            <w:r>
+              <w:rPr>
+                <w:rFonts w:ascii="Arial" w:cs="Arial" w:eastAsia="Arial" w:hAnsi="Arial"/>
+                <w:color w:val="2C2C2C"/>
+                <w:sz w:val="20"/>
+                <w:szCs w:val="20"/>
+              </w:rPr>
+              <w:t xml:space="preserve">number</w:t>
+            </w:r>
+          </w:p>
+        </w:tc>
+        <w:tc>
+          <w:tcPr>
+            <w:tcW w:type="dxa" w:w="6238"/>
+            <w:tcBorders>
+              <w:top w:val="single" w:color="DDDDDD" w:sz="1"/>
+              <w:left w:val="single" w:color="DDDDDD" w:sz="1"/>
+              <w:bottom w:val="single" w:color="DDDDDD" w:sz="1"/>
+              <w:right w:val="single" w:color="DDDDDD" w:sz="1"/>
+            </w:tcBorders>
+            <w:shd w:fill="FFFFFF" w:val="clear"/>
+            <w:tcMar>
+              <w:top w:type="dxa" w:w="80"/>
+              <w:left w:type="dxa" w:w="120"/>
+              <w:bottom w:type="dxa" w:w="80"/>
+              <w:right w:type="dxa" w:w="120"/>
+            </w:tcMar>
+          </w:tcPr>
+          <w:p>
+            <w:r>
+              <w:rPr>
+                <w:rFonts w:ascii="Arial" w:cs="Arial" w:eastAsia="Arial" w:hAnsi="Arial"/>
+                <w:color w:val="2C2C2C"/>
+                <w:sz w:val="20"/>
+                <w:szCs w:val="20"/>
+              </w:rPr>
+              <w:t xml:space="preserve">Leest het oogstjaar (bijv. 2019)</w:t>
+            </w:r>
+          </w:p>
+        </w:tc>
+      </w:tr>
+      <w:tr>
+        <w:tc>
+          <w:tcPr>
+            <w:tcW w:type="dxa" w:w="2000"/>
+            <w:tcBorders>
+              <w:top w:val="single" w:color="DDDDDD" w:sz="1"/>
+              <w:left w:val="single" w:color="DDDDDD" w:sz="1"/>
+              <w:bottom w:val="single" w:color="DDDDDD" w:sz="1"/>
+              <w:right w:val="single" w:color="DDDDDD" w:sz="1"/>
+            </w:tcBorders>
+            <w:shd w:fill="F5F5F5" w:val="clear"/>
+            <w:tcMar>
+              <w:top w:type="dxa" w:w="80"/>
+              <w:left w:type="dxa" w:w="120"/>
+              <w:bottom w:type="dxa" w:w="80"/>
+              <w:right w:type="dxa" w:w="120"/>
+            </w:tcMar>
+          </w:tcPr>
+          <w:p>
+            <w:r>
+              <w:rPr>
+                <w:rFonts w:ascii="Arial" w:cs="Arial" w:eastAsia="Arial" w:hAnsi="Arial"/>
+                <w:color w:val="2C2C2C"/>
+                <w:sz w:val="20"/>
+                <w:szCs w:val="20"/>
+              </w:rPr>
+              <w:t xml:space="preserve">region</w:t>
+            </w:r>
+          </w:p>
+        </w:tc>
+        <w:tc>
+          <w:tcPr>
+            <w:tcW w:type="dxa" w:w="1400"/>
+            <w:tcBorders>
+              <w:top w:val="single" w:color="DDDDDD" w:sz="1"/>
+              <w:left w:val="single" w:color="DDDDDD" w:sz="1"/>
+              <w:bottom w:val="single" w:color="DDDDDD" w:sz="1"/>
+              <w:right w:val="single" w:color="DDDDDD" w:sz="1"/>
+            </w:tcBorders>
+            <w:shd w:fill="F5F5F5" w:val="clear"/>
+            <w:tcMar>
+              <w:top w:type="dxa" w:w="80"/>
+              <w:left w:type="dxa" w:w="120"/>
+              <w:bottom w:type="dxa" w:w="80"/>
+              <w:right w:type="dxa" w:w="120"/>
+            </w:tcMar>
+          </w:tcPr>
+          <w:p>
+            <w:r>
+              <w:rPr>
+                <w:rFonts w:ascii="Arial" w:cs="Arial" w:eastAsia="Arial" w:hAnsi="Arial"/>
+                <w:color w:val="2C2C2C"/>
+                <w:sz w:val="20"/>
+                <w:szCs w:val="20"/>
+              </w:rPr>
+              <w:t xml:space="preserve">string</w:t>
+            </w:r>
+          </w:p>
+        </w:tc>
+        <w:tc>
+          <w:tcPr>
+            <w:tcW w:type="dxa" w:w="6238"/>
+            <w:tcBorders>
+              <w:top w:val="single" w:color="DDDDDD" w:sz="1"/>
+              <w:left w:val="single" w:color="DDDDDD" w:sz="1"/>
+              <w:bottom w:val="single" w:color="DDDDDD" w:sz="1"/>
+              <w:right w:val="single" w:color="DDDDDD" w:sz="1"/>
+            </w:tcBorders>
+            <w:shd w:fill="F5F5F5" w:val="clear"/>
+            <w:tcMar>
+              <w:top w:type="dxa" w:w="80"/>
+              <w:left w:type="dxa" w:w="120"/>
+              <w:bottom w:type="dxa" w:w="80"/>
+              <w:right w:type="dxa" w:w="120"/>
+            </w:tcMar>
+          </w:tcPr>
+          <w:p>
+            <w:r>
+              <w:rPr>
+                <w:rFonts w:ascii="Arial" w:cs="Arial" w:eastAsia="Arial" w:hAnsi="Arial"/>
+                <w:color w:val="2C2C2C"/>
+                <w:sz w:val="20"/>
+                <w:szCs w:val="20"/>
+              </w:rPr>
+              <w:t xml:space="preserve">Herkent de regio of appellation (bijv. Bordeaux, Chianti Classico)</w:t>
+            </w:r>
+          </w:p>
+        </w:tc>
+      </w:tr>
+      <w:tr>
+        <w:tc>
+          <w:tcPr>
+            <w:tcW w:type="dxa" w:w="2000"/>
+            <w:tcBorders>
+              <w:top w:val="single" w:color="DDDDDD" w:sz="1"/>
+              <w:left w:val="single" w:color="DDDDDD" w:sz="1"/>
+              <w:bottom w:val="single" w:color="DDDDDD" w:sz="1"/>
+              <w:right w:val="single" w:color="DDDDDD" w:sz="1"/>
+            </w:tcBorders>
+            <w:shd w:fill="FFFFFF" w:val="clear"/>
+            <w:tcMar>
+              <w:top w:type="dxa" w:w="80"/>
+              <w:left w:type="dxa" w:w="120"/>
+              <w:bottom w:type="dxa" w:w="80"/>
+              <w:right w:type="dxa" w:w="120"/>
+            </w:tcMar>
+          </w:tcPr>
+          <w:p>
+            <w:r>
+              <w:rPr>
+                <w:rFonts w:ascii="Arial" w:cs="Arial" w:eastAsia="Arial" w:hAnsi="Arial"/>
+                <w:color w:val="2C2C2C"/>
+                <w:sz w:val="20"/>
+                <w:szCs w:val="20"/>
+              </w:rPr>
+              <w:t xml:space="preserve">country</w:t>
+            </w:r>
+          </w:p>
+        </w:tc>
+        <w:tc>
+          <w:tcPr>
+            <w:tcW w:type="dxa" w:w="1400"/>
+            <w:tcBorders>
+              <w:top w:val="single" w:color="DDDDDD" w:sz="1"/>
+              <w:left w:val="single" w:color="DDDDDD" w:sz="1"/>
+              <w:bottom w:val="single" w:color="DDDDDD" w:sz="1"/>
+              <w:right w:val="single" w:color="DDDDDD" w:sz="1"/>
+            </w:tcBorders>
+            <w:shd w:fill="FFFFFF" w:val="clear"/>
+            <w:tcMar>
+              <w:top w:type="dxa" w:w="80"/>
+              <w:left w:type="dxa" w:w="120"/>
+              <w:bottom w:type="dxa" w:w="80"/>
+              <w:right w:type="dxa" w:w="120"/>
+            </w:tcMar>
+          </w:tcPr>
+          <w:p>
+            <w:r>
+              <w:rPr>
+                <w:rFonts w:ascii="Arial" w:cs="Arial" w:eastAsia="Arial" w:hAnsi="Arial"/>
+                <w:color w:val="2C2C2C"/>
+                <w:sz w:val="20"/>
+                <w:szCs w:val="20"/>
+              </w:rPr>
+              <w:t xml:space="preserve">string</w:t>
+            </w:r>
+          </w:p>
+        </w:tc>
+        <w:tc>
+          <w:tcPr>
+            <w:tcW w:type="dxa" w:w="6238"/>
+            <w:tcBorders>
+              <w:top w:val="single" w:color="DDDDDD" w:sz="1"/>
+              <w:left w:val="single" w:color="DDDDDD" w:sz="1"/>
+              <w:bottom w:val="single" w:color="DDDDDD" w:sz="1"/>
+              <w:right w:val="single" w:color="DDDDDD" w:sz="1"/>
+            </w:tcBorders>
+            <w:shd w:fill="FFFFFF" w:val="clear"/>
+            <w:tcMar>
+              <w:top w:type="dxa" w:w="80"/>
+              <w:left w:type="dxa" w:w="120"/>
+              <w:bottom w:type="dxa" w:w="80"/>
+              <w:right w:type="dxa" w:w="120"/>
+            </w:tcMar>
+          </w:tcPr>
+          <w:p>
+            <w:r>
+              <w:rPr>
+                <w:rFonts w:ascii="Arial" w:cs="Arial" w:eastAsia="Arial" w:hAnsi="Arial"/>
+                <w:color w:val="2C2C2C"/>
+                <w:sz w:val="20"/>
+                <w:szCs w:val="20"/>
+              </w:rPr>
+              <w:t xml:space="preserve">Bepaalt het land van herkomst — in NL of EN afhankelijk van de taalinstelling</w:t>
+            </w:r>
+          </w:p>
+        </w:tc>
+      </w:tr>
+      <w:tr>
+        <w:tc>
+          <w:tcPr>
+            <w:tcW w:type="dxa" w:w="2000"/>
+            <w:tcBorders>
+              <w:top w:val="single" w:color="DDDDDD" w:sz="1"/>
+              <w:left w:val="single" w:color="DDDDDD" w:sz="1"/>
+              <w:bottom w:val="single" w:color="DDDDDD" w:sz="1"/>
+              <w:right w:val="single" w:color="DDDDDD" w:sz="1"/>
+            </w:tcBorders>
+            <w:shd w:fill="F5F5F5" w:val="clear"/>
+            <w:tcMar>
+              <w:top w:type="dxa" w:w="80"/>
+              <w:left w:type="dxa" w:w="120"/>
+              <w:bottom w:type="dxa" w:w="80"/>
+              <w:right w:type="dxa" w:w="120"/>
+            </w:tcMar>
+          </w:tcPr>
+          <w:p>
+            <w:r>
+              <w:rPr>
+                <w:rFonts w:ascii="Arial" w:cs="Arial" w:eastAsia="Arial" w:hAnsi="Arial"/>
+                <w:color w:val="2C2C2C"/>
+                <w:sz w:val="20"/>
+                <w:szCs w:val="20"/>
+              </w:rPr>
+              <w:t xml:space="preserve">type</w:t>
+            </w:r>
+          </w:p>
+        </w:tc>
+        <w:tc>
+          <w:tcPr>
+            <w:tcW w:type="dxa" w:w="1400"/>
+            <w:tcBorders>
+              <w:top w:val="single" w:color="DDDDDD" w:sz="1"/>
+              <w:left w:val="single" w:color="DDDDDD" w:sz="1"/>
+              <w:bottom w:val="single" w:color="DDDDDD" w:sz="1"/>
+              <w:right w:val="single" w:color="DDDDDD" w:sz="1"/>
+            </w:tcBorders>
+            <w:shd w:fill="F5F5F5" w:val="clear"/>
+            <w:tcMar>
+              <w:top w:type="dxa" w:w="80"/>
+              <w:left w:type="dxa" w:w="120"/>
+              <w:bottom w:type="dxa" w:w="80"/>
+              <w:right w:type="dxa" w:w="120"/>
+            </w:tcMar>
+          </w:tcPr>
+          <w:p>
+            <w:r>
+              <w:rPr>
+                <w:rFonts w:ascii="Arial" w:cs="Arial" w:eastAsia="Arial" w:hAnsi="Arial"/>
+                <w:color w:val="2C2C2C"/>
+                <w:sz w:val="20"/>
+                <w:szCs w:val="20"/>
+              </w:rPr>
+              <w:t xml:space="preserve">string</w:t>
+            </w:r>
+          </w:p>
+        </w:tc>
+        <w:tc>
+          <w:tcPr>
+            <w:tcW w:type="dxa" w:w="6238"/>
+            <w:tcBorders>
+              <w:top w:val="single" w:color="DDDDDD" w:sz="1"/>
+              <w:left w:val="single" w:color="DDDDDD" w:sz="1"/>
+              <w:bottom w:val="single" w:color="DDDDDD" w:sz="1"/>
+              <w:right w:val="single" w:color="DDDDDD" w:sz="1"/>
+            </w:tcBorders>
+            <w:shd w:fill="F5F5F5" w:val="clear"/>
+            <w:tcMar>
+              <w:top w:type="dxa" w:w="80"/>
+              <w:left w:type="dxa" w:w="120"/>
+              <w:bottom w:type="dxa" w:w="80"/>
+              <w:right w:type="dxa" w:w="120"/>
+            </w:tcMar>
+          </w:tcPr>
+          <w:p>
+            <w:r>
+              <w:rPr>
+                <w:rFonts w:ascii="Arial" w:cs="Arial" w:eastAsia="Arial" w:hAnsi="Arial"/>
+                <w:color w:val="2C2C2C"/>
+                <w:sz w:val="20"/>
+                <w:szCs w:val="20"/>
+              </w:rPr>
+              <w:t xml:space="preserve">Classificeert als red, white, rosé, sparkling, dessert of fortified</w:t>
+            </w:r>
+          </w:p>
+        </w:tc>
+      </w:tr>
+      <w:tr>
+        <w:tc>
+          <w:tcPr>
+            <w:tcW w:type="dxa" w:w="2000"/>
+            <w:tcBorders>
+              <w:top w:val="single" w:color="DDDDDD" w:sz="1"/>
+              <w:left w:val="single" w:color="DDDDDD" w:sz="1"/>
+              <w:bottom w:val="single" w:color="DDDDDD" w:sz="1"/>
+              <w:right w:val="single" w:color="DDDDDD" w:sz="1"/>
+            </w:tcBorders>
+            <w:shd w:fill="FFFFFF" w:val="clear"/>
+            <w:tcMar>
+              <w:top w:type="dxa" w:w="80"/>
+              <w:left w:type="dxa" w:w="120"/>
+              <w:bottom w:type="dxa" w:w="80"/>
+              <w:right w:type="dxa" w:w="120"/>
+            </w:tcMar>
+          </w:tcPr>
+          <w:p>
+            <w:r>
+              <w:rPr>
+                <w:rFonts w:ascii="Arial" w:cs="Arial" w:eastAsia="Arial" w:hAnsi="Arial"/>
+                <w:color w:val="2C2C2C"/>
+                <w:sz w:val="20"/>
+                <w:szCs w:val="20"/>
+              </w:rPr>
+              <w:t xml:space="preserve">grapes</w:t>
+            </w:r>
+          </w:p>
+        </w:tc>
+        <w:tc>
+          <w:tcPr>
+            <w:tcW w:type="dxa" w:w="1400"/>
+            <w:tcBorders>
+              <w:top w:val="single" w:color="DDDDDD" w:sz="1"/>
+              <w:left w:val="single" w:color="DDDDDD" w:sz="1"/>
+              <w:bottom w:val="single" w:color="DDDDDD" w:sz="1"/>
+              <w:right w:val="single" w:color="DDDDDD" w:sz="1"/>
+            </w:tcBorders>
+            <w:shd w:fill="FFFFFF" w:val="clear"/>
+            <w:tcMar>
+              <w:top w:type="dxa" w:w="80"/>
+              <w:left w:type="dxa" w:w="120"/>
+              <w:bottom w:type="dxa" w:w="80"/>
+              <w:right w:type="dxa" w:w="120"/>
+            </w:tcMar>
+          </w:tcPr>
+          <w:p>
+            <w:r>
+              <w:rPr>
+                <w:rFonts w:ascii="Arial" w:cs="Arial" w:eastAsia="Arial" w:hAnsi="Arial"/>
+                <w:color w:val="2C2C2C"/>
+                <w:sz w:val="20"/>
+                <w:szCs w:val="20"/>
+              </w:rPr>
+              <w:t xml:space="preserve">string[]</w:t>
+            </w:r>
+          </w:p>
+        </w:tc>
+        <w:tc>
+          <w:tcPr>
+            <w:tcW w:type="dxa" w:w="6238"/>
+            <w:tcBorders>
+              <w:top w:val="single" w:color="DDDDDD" w:sz="1"/>
+              <w:left w:val="single" w:color="DDDDDD" w:sz="1"/>
+              <w:bottom w:val="single" w:color="DDDDDD" w:sz="1"/>
+              <w:right w:val="single" w:color="DDDDDD" w:sz="1"/>
+            </w:tcBorders>
+            <w:shd w:fill="FFFFFF" w:val="clear"/>
+            <w:tcMar>
+              <w:top w:type="dxa" w:w="80"/>
+              <w:left w:type="dxa" w:w="120"/>
+              <w:bottom w:type="dxa" w:w="80"/>
+              <w:right w:type="dxa" w:w="120"/>
+            </w:tcMar>
+          </w:tcPr>
+          <w:p>
+            <w:r>
+              <w:rPr>
+                <w:rFonts w:ascii="Arial" w:cs="Arial" w:eastAsia="Arial" w:hAnsi="Arial"/>
+                <w:color w:val="2C2C2C"/>
+                <w:sz w:val="20"/>
+                <w:szCs w:val="20"/>
+              </w:rPr>
+              <w:t xml:space="preserve">Herkent de druivenrassen (bijv. Cabernet Sauvignon, Merlot)</w:t>
+            </w:r>
+          </w:p>
+        </w:tc>
+      </w:tr>
+      <w:tr>
+        <w:tc>
+          <w:tcPr>
+            <w:tcW w:type="dxa" w:w="2000"/>
+            <w:tcBorders>
+              <w:top w:val="single" w:color="DDDDDD" w:sz="1"/>
+              <w:left w:val="single" w:color="DDDDDD" w:sz="1"/>
+              <w:bottom w:val="single" w:color="DDDDDD" w:sz="1"/>
+              <w:right w:val="single" w:color="DDDDDD" w:sz="1"/>
+            </w:tcBorders>
+            <w:shd w:fill="F5F5F5" w:val="clear"/>
+            <w:tcMar>
+              <w:top w:type="dxa" w:w="80"/>
+              <w:left w:type="dxa" w:w="120"/>
+              <w:bottom w:type="dxa" w:w="80"/>
+              <w:right w:type="dxa" w:w="120"/>
+            </w:tcMar>
+          </w:tcPr>
+          <w:p>
+            <w:r>
+              <w:rPr>
+                <w:rFonts w:ascii="Arial" w:cs="Arial" w:eastAsia="Arial" w:hAnsi="Arial"/>
+                <w:color w:val="2C2C2C"/>
+                <w:sz w:val="20"/>
+                <w:szCs w:val="20"/>
+              </w:rPr>
+              <w:t xml:space="preserve">pairings</w:t>
+            </w:r>
+          </w:p>
+        </w:tc>
+        <w:tc>
+          <w:tcPr>
+            <w:tcW w:type="dxa" w:w="1400"/>
+            <w:tcBorders>
+              <w:top w:val="single" w:color="DDDDDD" w:sz="1"/>
+              <w:left w:val="single" w:color="DDDDDD" w:sz="1"/>
+              <w:bottom w:val="single" w:color="DDDDDD" w:sz="1"/>
+              <w:right w:val="single" w:color="DDDDDD" w:sz="1"/>
+            </w:tcBorders>
+            <w:shd w:fill="F5F5F5" w:val="clear"/>
+            <w:tcMar>
+              <w:top w:type="dxa" w:w="80"/>
+              <w:left w:type="dxa" w:w="120"/>
+              <w:bottom w:type="dxa" w:w="80"/>
+              <w:right w:type="dxa" w:w="120"/>
+            </w:tcMar>
+          </w:tcPr>
+          <w:p>
+            <w:r>
+              <w:rPr>
+                <w:rFonts w:ascii="Arial" w:cs="Arial" w:eastAsia="Arial" w:hAnsi="Arial"/>
+                <w:color w:val="2C2C2C"/>
+                <w:sz w:val="20"/>
+                <w:szCs w:val="20"/>
+              </w:rPr>
+              <w:t xml:space="preserve">string[]</w:t>
+            </w:r>
+          </w:p>
+        </w:tc>
+        <w:tc>
+          <w:tcPr>
+            <w:tcW w:type="dxa" w:w="6238"/>
+            <w:tcBorders>
+              <w:top w:val="single" w:color="DDDDDD" w:sz="1"/>
+              <w:left w:val="single" w:color="DDDDDD" w:sz="1"/>
+              <w:bottom w:val="single" w:color="DDDDDD" w:sz="1"/>
+              <w:right w:val="single" w:color="DDDDDD" w:sz="1"/>
+            </w:tcBorders>
+            <w:shd w:fill="F5F5F5" w:val="clear"/>
+            <w:tcMar>
+              <w:top w:type="dxa" w:w="80"/>
+              <w:left w:type="dxa" w:w="120"/>
+              <w:bottom w:type="dxa" w:w="80"/>
+              <w:right w:type="dxa" w:w="120"/>
+            </w:tcMar>
+          </w:tcPr>
+          <w:p>
+            <w:r>
+              <w:rPr>
+                <w:rFonts w:ascii="Arial" w:cs="Arial" w:eastAsia="Arial" w:hAnsi="Arial"/>
+                <w:color w:val="2C2C2C"/>
+                <w:sz w:val="20"/>
+                <w:szCs w:val="20"/>
+              </w:rPr>
+              <w:t xml:space="preserve">Stelt spijscombinaties voor op basis van het wijntype — in NL of EN</w:t>
+            </w:r>
+          </w:p>
+        </w:tc>
+      </w:tr>
+      <w:tr>
+        <w:tc>
+          <w:tcPr>
+            <w:tcW w:type="dxa" w:w="2000"/>
+            <w:tcBorders>
+              <w:top w:val="single" w:color="DDDDDD" w:sz="1"/>
+              <w:left w:val="single" w:color="DDDDDD" w:sz="1"/>
+              <w:bottom w:val="single" w:color="DDDDDD" w:sz="1"/>
+              <w:right w:val="single" w:color="DDDDDD" w:sz="1"/>
+            </w:tcBorders>
+            <w:shd w:fill="FFFFFF" w:val="clear"/>
+            <w:tcMar>
+              <w:top w:type="dxa" w:w="80"/>
+              <w:left w:type="dxa" w:w="120"/>
+              <w:bottom w:type="dxa" w:w="80"/>
+              <w:right w:type="dxa" w:w="120"/>
+            </w:tcMar>
+          </w:tcPr>
+          <w:p>
+            <w:r>
+              <w:rPr>
+                <w:rFonts w:ascii="Arial" w:cs="Arial" w:eastAsia="Arial" w:hAnsi="Arial"/>
+                <w:color w:val="2C2C2C"/>
+                <w:sz w:val="20"/>
+                <w:szCs w:val="20"/>
+              </w:rPr>
+              <w:t xml:space="preserve">notes</w:t>
+            </w:r>
+          </w:p>
+        </w:tc>
+        <w:tc>
+          <w:tcPr>
+            <w:tcW w:type="dxa" w:w="1400"/>
+            <w:tcBorders>
+              <w:top w:val="single" w:color="DDDDDD" w:sz="1"/>
+              <w:left w:val="single" w:color="DDDDDD" w:sz="1"/>
+              <w:bottom w:val="single" w:color="DDDDDD" w:sz="1"/>
+              <w:right w:val="single" w:color="DDDDDD" w:sz="1"/>
+            </w:tcBorders>
+            <w:shd w:fill="FFFFFF" w:val="clear"/>
+            <w:tcMar>
+              <w:top w:type="dxa" w:w="80"/>
+              <w:left w:type="dxa" w:w="120"/>
+              <w:bottom w:type="dxa" w:w="80"/>
+              <w:right w:type="dxa" w:w="120"/>
+            </w:tcMar>
+          </w:tcPr>
+          <w:p>
+            <w:r>
+              <w:rPr>
+                <w:rFonts w:ascii="Arial" w:cs="Arial" w:eastAsia="Arial" w:hAnsi="Arial"/>
+                <w:color w:val="2C2C2C"/>
+                <w:sz w:val="20"/>
+                <w:szCs w:val="20"/>
+              </w:rPr>
+              <w:t xml:space="preserve">string</w:t>
+            </w:r>
+          </w:p>
+        </w:tc>
+        <w:tc>
+          <w:tcPr>
+            <w:tcW w:type="dxa" w:w="6238"/>
+            <w:tcBorders>
+              <w:top w:val="single" w:color="DDDDDD" w:sz="1"/>
+              <w:left w:val="single" w:color="DDDDDD" w:sz="1"/>
+              <w:bottom w:val="single" w:color="DDDDDD" w:sz="1"/>
+              <w:right w:val="single" w:color="DDDDDD" w:sz="1"/>
+            </w:tcBorders>
+            <w:shd w:fill="FFFFFF" w:val="clear"/>
+            <w:tcMar>
+              <w:top w:type="dxa" w:w="80"/>
+              <w:left w:type="dxa" w:w="120"/>
+              <w:bottom w:type="dxa" w:w="80"/>
+              <w:right w:type="dxa" w:w="120"/>
+            </w:tcMar>
+          </w:tcPr>
+          <w:p>
+            <w:r>
+              <w:rPr>
+                <w:rFonts w:ascii="Arial" w:cs="Arial" w:eastAsia="Arial" w:hAnsi="Arial"/>
+                <w:color w:val="2C2C2C"/>
+                <w:sz w:val="20"/>
+                <w:szCs w:val="20"/>
+              </w:rPr>
+              <w:t xml:space="preserve">Korte proefnotitie of beschrijving als die op het etiket staat; anders op basis van kennis</w:t>
+            </w:r>
+          </w:p>
+        </w:tc>
+      </w:tr>
+      <w:tr>
+        <w:tc>
+          <w:tcPr>
+            <w:tcW w:type="dxa" w:w="2000"/>
+            <w:tcBorders>
+              <w:top w:val="single" w:color="DDDDDD" w:sz="1"/>
+              <w:left w:val="single" w:color="DDDDDD" w:sz="1"/>
+              <w:bottom w:val="single" w:color="DDDDDD" w:sz="1"/>
+              <w:right w:val="single" w:color="DDDDDD" w:sz="1"/>
+            </w:tcBorders>
+            <w:shd w:fill="F5F5F5" w:val="clear"/>
+            <w:tcMar>
+              <w:top w:type="dxa" w:w="80"/>
+              <w:left w:type="dxa" w:w="120"/>
+              <w:bottom w:type="dxa" w:w="80"/>
+              <w:right w:type="dxa" w:w="120"/>
+            </w:tcMar>
+          </w:tcPr>
+          <w:p>
+            <w:r>
+              <w:rPr>
+                <w:rFonts w:ascii="Arial" w:cs="Arial" w:eastAsia="Arial" w:hAnsi="Arial"/>
+                <w:color w:val="2C2C2C"/>
+                <w:sz w:val="20"/>
+                <w:szCs w:val="20"/>
+              </w:rPr>
+              <w:t xml:space="preserve">drinkFrom</w:t>
+            </w:r>
+          </w:p>
+        </w:tc>
+        <w:tc>
+          <w:tcPr>
+            <w:tcW w:type="dxa" w:w="1400"/>
+            <w:tcBorders>
+              <w:top w:val="single" w:color="DDDDDD" w:sz="1"/>
+              <w:left w:val="single" w:color="DDDDDD" w:sz="1"/>
+              <w:bottom w:val="single" w:color="DDDDDD" w:sz="1"/>
+              <w:right w:val="single" w:color="DDDDDD" w:sz="1"/>
+            </w:tcBorders>
+            <w:shd w:fill="F5F5F5" w:val="clear"/>
+            <w:tcMar>
+              <w:top w:type="dxa" w:w="80"/>
+              <w:left w:type="dxa" w:w="120"/>
+              <w:bottom w:type="dxa" w:w="80"/>
+              <w:right w:type="dxa" w:w="120"/>
+            </w:tcMar>
+          </w:tcPr>
+          <w:p>
+            <w:r>
+              <w:rPr>
+                <w:rFonts w:ascii="Arial" w:cs="Arial" w:eastAsia="Arial" w:hAnsi="Arial"/>
+                <w:color w:val="2C2C2C"/>
+                <w:sz w:val="20"/>
+                <w:szCs w:val="20"/>
+              </w:rPr>
+              <w:t xml:space="preserve">number</w:t>
+            </w:r>
+          </w:p>
+        </w:tc>
+        <w:tc>
+          <w:tcPr>
+            <w:tcW w:type="dxa" w:w="6238"/>
+            <w:tcBorders>
+              <w:top w:val="single" w:color="DDDDDD" w:sz="1"/>
+              <w:left w:val="single" w:color="DDDDDD" w:sz="1"/>
+              <w:bottom w:val="single" w:color="DDDDDD" w:sz="1"/>
+              <w:right w:val="single" w:color="DDDDDD" w:sz="1"/>
+            </w:tcBorders>
+            <w:shd w:fill="F5F5F5" w:val="clear"/>
+            <w:tcMar>
+              <w:top w:type="dxa" w:w="80"/>
+              <w:left w:type="dxa" w:w="120"/>
+              <w:bottom w:type="dxa" w:w="80"/>
+              <w:right w:type="dxa" w:w="120"/>
+            </w:tcMar>
+          </w:tcPr>
+          <w:p>
+            <w:r>
+              <w:rPr>
+                <w:rFonts w:ascii="Arial" w:cs="Arial" w:eastAsia="Arial" w:hAnsi="Arial"/>
+                <w:color w:val="2C2C2C"/>
+                <w:sz w:val="20"/>
+                <w:szCs w:val="20"/>
+              </w:rPr>
+              <w:t xml:space="preserve">Schat het begin van het drinkvenster op basis van type, regio, vintage en producent — ook als dit niet op het etiket staat</w:t>
+            </w:r>
+          </w:p>
+        </w:tc>
+      </w:tr>
+      <w:tr>
+        <w:tc>
+          <w:tcPr>
+            <w:tcW w:type="dxa" w:w="2000"/>
+            <w:tcBorders>
+              <w:top w:val="single" w:color="DDDDDD" w:sz="1"/>
+              <w:left w:val="single" w:color="DDDDDD" w:sz="1"/>
+              <w:bottom w:val="single" w:color="DDDDDD" w:sz="1"/>
+              <w:right w:val="single" w:color="DDDDDD" w:sz="1"/>
+            </w:tcBorders>
+            <w:shd w:fill="FFFFFF" w:val="clear"/>
+            <w:tcMar>
+              <w:top w:type="dxa" w:w="80"/>
+              <w:left w:type="dxa" w:w="120"/>
+              <w:bottom w:type="dxa" w:w="80"/>
+              <w:right w:type="dxa" w:w="120"/>
+            </w:tcMar>
+          </w:tcPr>
+          <w:p>
+            <w:r>
+              <w:rPr>
+                <w:rFonts w:ascii="Arial" w:cs="Arial" w:eastAsia="Arial" w:hAnsi="Arial"/>
+                <w:color w:val="2C2C2C"/>
+                <w:sz w:val="20"/>
+                <w:szCs w:val="20"/>
+              </w:rPr>
+              <w:t xml:space="preserve">drinkUntil</w:t>
+            </w:r>
+          </w:p>
+        </w:tc>
+        <w:tc>
+          <w:tcPr>
+            <w:tcW w:type="dxa" w:w="1400"/>
+            <w:tcBorders>
+              <w:top w:val="single" w:color="DDDDDD" w:sz="1"/>
+              <w:left w:val="single" w:color="DDDDDD" w:sz="1"/>
+              <w:bottom w:val="single" w:color="DDDDDD" w:sz="1"/>
+              <w:right w:val="single" w:color="DDDDDD" w:sz="1"/>
+            </w:tcBorders>
+            <w:shd w:fill="FFFFFF" w:val="clear"/>
+            <w:tcMar>
+              <w:top w:type="dxa" w:w="80"/>
+              <w:left w:type="dxa" w:w="120"/>
+              <w:bottom w:type="dxa" w:w="80"/>
+              <w:right w:type="dxa" w:w="120"/>
+            </w:tcMar>
+          </w:tcPr>
+          <w:p>
+            <w:r>
+              <w:rPr>
+                <w:rFonts w:ascii="Arial" w:cs="Arial" w:eastAsia="Arial" w:hAnsi="Arial"/>
+                <w:color w:val="2C2C2C"/>
+                <w:sz w:val="20"/>
+                <w:szCs w:val="20"/>
+              </w:rPr>
+              <w:t xml:space="preserve">number</w:t>
+            </w:r>
+          </w:p>
+        </w:tc>
+        <w:tc>
+          <w:tcPr>
+            <w:tcW w:type="dxa" w:w="6238"/>
+            <w:tcBorders>
+              <w:top w:val="single" w:color="DDDDDD" w:sz="1"/>
+              <w:left w:val="single" w:color="DDDDDD" w:sz="1"/>
+              <w:bottom w:val="single" w:color="DDDDDD" w:sz="1"/>
+              <w:right w:val="single" w:color="DDDDDD" w:sz="1"/>
+            </w:tcBorders>
+            <w:shd w:fill="FFFFFF" w:val="clear"/>
+            <w:tcMar>
+              <w:top w:type="dxa" w:w="80"/>
+              <w:left w:type="dxa" w:w="120"/>
+              <w:bottom w:type="dxa" w:w="80"/>
+              <w:right w:type="dxa" w:w="120"/>
+            </w:tcMar>
+          </w:tcPr>
+          <w:p>
+            <w:r>
+              <w:rPr>
+                <w:rFonts w:ascii="Arial" w:cs="Arial" w:eastAsia="Arial" w:hAnsi="Arial"/>
+                <w:color w:val="2C2C2C"/>
+                <w:sz w:val="20"/>
+                <w:szCs w:val="20"/>
+              </w:rPr>
+              <w:t xml:space="preserve">Schat het einde van het drinkvenster — zelfde redenering als drinkFrom</w:t>
+            </w:r>
+          </w:p>
+        </w:tc>
+      </w:tr>
+      <w:tr>
+        <w:tc>
+          <w:tcPr>
+            <w:tcW w:type="dxa" w:w="2000"/>
+            <w:tcBorders>
+              <w:top w:val="single" w:color="DDDDDD" w:sz="1"/>
+              <w:left w:val="single" w:color="DDDDDD" w:sz="1"/>
+              <w:bottom w:val="single" w:color="DDDDDD" w:sz="1"/>
+              <w:right w:val="single" w:color="DDDDDD" w:sz="1"/>
+            </w:tcBorders>
+            <w:shd w:fill="F5F5F5" w:val="clear"/>
+            <w:tcMar>
+              <w:top w:type="dxa" w:w="80"/>
+              <w:left w:type="dxa" w:w="120"/>
+              <w:bottom w:type="dxa" w:w="80"/>
+              <w:right w:type="dxa" w:w="120"/>
+            </w:tcMar>
+          </w:tcPr>
+          <w:p>
+            <w:r>
+              <w:rPr>
+                <w:rFonts w:ascii="Arial" w:cs="Arial" w:eastAsia="Arial" w:hAnsi="Arial"/>
+                <w:color w:val="2C2C2C"/>
+                <w:sz w:val="20"/>
+                <w:szCs w:val="20"/>
+              </w:rPr>
+              <w:t xml:space="preserve">estimatedPrice</w:t>
+            </w:r>
+          </w:p>
+        </w:tc>
+        <w:tc>
+          <w:tcPr>
+            <w:tcW w:type="dxa" w:w="1400"/>
+            <w:tcBorders>
+              <w:top w:val="single" w:color="DDDDDD" w:sz="1"/>
+              <w:left w:val="single" w:color="DDDDDD" w:sz="1"/>
+              <w:bottom w:val="single" w:color="DDDDDD" w:sz="1"/>
+              <w:right w:val="single" w:color="DDDDDD" w:sz="1"/>
+            </w:tcBorders>
+            <w:shd w:fill="F5F5F5" w:val="clear"/>
+            <w:tcMar>
+              <w:top w:type="dxa" w:w="80"/>
+              <w:left w:type="dxa" w:w="120"/>
+              <w:bottom w:type="dxa" w:w="80"/>
+              <w:right w:type="dxa" w:w="120"/>
+            </w:tcMar>
+          </w:tcPr>
+          <w:p>
+            <w:r>
+              <w:rPr>
+                <w:rFonts w:ascii="Arial" w:cs="Arial" w:eastAsia="Arial" w:hAnsi="Arial"/>
+                <w:color w:val="2C2C2C"/>
+                <w:sz w:val="20"/>
+                <w:szCs w:val="20"/>
+              </w:rPr>
+              <w:t xml:space="preserve">number</w:t>
+            </w:r>
+          </w:p>
+        </w:tc>
+        <w:tc>
+          <w:tcPr>
+            <w:tcW w:type="dxa" w:w="6238"/>
+            <w:tcBorders>
+              <w:top w:val="single" w:color="DDDDDD" w:sz="1"/>
+              <w:left w:val="single" w:color="DDDDDD" w:sz="1"/>
+              <w:bottom w:val="single" w:color="DDDDDD" w:sz="1"/>
+              <w:right w:val="single" w:color="DDDDDD" w:sz="1"/>
+            </w:tcBorders>
+            <w:shd w:fill="F5F5F5" w:val="clear"/>
+            <w:tcMar>
+              <w:top w:type="dxa" w:w="80"/>
+              <w:left w:type="dxa" w:w="120"/>
+              <w:bottom w:type="dxa" w:w="80"/>
+              <w:right w:type="dxa" w:w="120"/>
+            </w:tcMar>
+          </w:tcPr>
+          <w:p>
+            <w:r>
+              <w:rPr>
+                <w:rFonts w:ascii="Arial" w:cs="Arial" w:eastAsia="Arial" w:hAnsi="Arial"/>
+                <w:color w:val="2C2C2C"/>
+                <w:sz w:val="20"/>
+                <w:szCs w:val="20"/>
+              </w:rPr>
+              <w:t xml:space="preserve">Realistische geschatte detailhandelprijs in EUR op basis van producent, regio en vintage</w:t>
+            </w:r>
+          </w:p>
+        </w:tc>
+      </w:tr>
+      <w:tr>
+        <w:tc>
+          <w:tcPr>
+            <w:tcW w:type="dxa" w:w="2000"/>
+            <w:tcBorders>
+              <w:top w:val="single" w:color="DDDDDD" w:sz="1"/>
+              <w:left w:val="single" w:color="DDDDDD" w:sz="1"/>
+              <w:bottom w:val="single" w:color="DDDDDD" w:sz="1"/>
+              <w:right w:val="single" w:color="DDDDDD" w:sz="1"/>
+            </w:tcBorders>
+            <w:shd w:fill="FFFFFF" w:val="clear"/>
+            <w:tcMar>
+              <w:top w:type="dxa" w:w="80"/>
+              <w:left w:type="dxa" w:w="120"/>
+              <w:bottom w:type="dxa" w:w="80"/>
+              <w:right w:type="dxa" w:w="120"/>
+            </w:tcMar>
+          </w:tcPr>
+          <w:p>
+            <w:r>
+              <w:rPr>
+                <w:rFonts w:ascii="Arial" w:cs="Arial" w:eastAsia="Arial" w:hAnsi="Arial"/>
+                <w:color w:val="2C2C2C"/>
+                <w:sz w:val="20"/>
+                <w:szCs w:val="20"/>
+              </w:rPr>
+              <w:t xml:space="preserve">confidence</w:t>
+            </w:r>
+          </w:p>
+        </w:tc>
+        <w:tc>
+          <w:tcPr>
+            <w:tcW w:type="dxa" w:w="1400"/>
+            <w:tcBorders>
+              <w:top w:val="single" w:color="DDDDDD" w:sz="1"/>
+              <w:left w:val="single" w:color="DDDDDD" w:sz="1"/>
+              <w:bottom w:val="single" w:color="DDDDDD" w:sz="1"/>
+              <w:right w:val="single" w:color="DDDDDD" w:sz="1"/>
+            </w:tcBorders>
+            <w:shd w:fill="FFFFFF" w:val="clear"/>
+            <w:tcMar>
+              <w:top w:type="dxa" w:w="80"/>
+              <w:left w:type="dxa" w:w="120"/>
+              <w:bottom w:type="dxa" w:w="80"/>
+              <w:right w:type="dxa" w:w="120"/>
+            </w:tcMar>
+          </w:tcPr>
+          <w:p>
+            <w:r>
+              <w:rPr>
+                <w:rFonts w:ascii="Arial" w:cs="Arial" w:eastAsia="Arial" w:hAnsi="Arial"/>
+                <w:color w:val="2C2C2C"/>
+                <w:sz w:val="20"/>
+                <w:szCs w:val="20"/>
+              </w:rPr>
+              <w:t xml:space="preserve">string</w:t>
+            </w:r>
+          </w:p>
+        </w:tc>
+        <w:tc>
+          <w:tcPr>
+            <w:tcW w:type="dxa" w:w="6238"/>
+            <w:tcBorders>
+              <w:top w:val="single" w:color="DDDDDD" w:sz="1"/>
+              <w:left w:val="single" w:color="DDDDDD" w:sz="1"/>
+              <w:bottom w:val="single" w:color="DDDDDD" w:sz="1"/>
+              <w:right w:val="single" w:color="DDDDDD" w:sz="1"/>
+            </w:tcBorders>
+            <w:shd w:fill="FFFFFF" w:val="clear"/>
+            <w:tcMar>
+              <w:top w:type="dxa" w:w="80"/>
+              <w:left w:type="dxa" w:w="120"/>
+              <w:bottom w:type="dxa" w:w="80"/>
+              <w:right w:type="dxa" w:w="120"/>
+            </w:tcMar>
+          </w:tcPr>
+          <w:p>
+            <w:r>
+              <w:rPr>
+                <w:rFonts w:ascii="Arial" w:cs="Arial" w:eastAsia="Arial" w:hAnsi="Arial"/>
+                <w:color w:val="2C2C2C"/>
+                <w:sz w:val="20"/>
+                <w:szCs w:val="20"/>
+              </w:rPr>
+              <w:t xml:space="preserve">Geeft aan hoe zeker Claude is: high, medium of low</w:t>
+            </w:r>
+          </w:p>
+        </w:tc>
+      </w:tr>
+    </w:tbl>
+    <w:p>
+      <w:pPr>
+        <w:spacing w:after="0" w:before="80"/>
+      </w:pPr>
+      <w:r>
+        <w:t xml:space="preserve"/>
+      </w:r>
+    </w:p>
+    <w:tbl>
+      <w:tblPr>
+        <w:tblW w:type="dxa" w:w="9638"/>
+        <w:tblBorders>
+          <w:top w:val="single" w:color="auto" w:sz="4"/>
+          <w:left w:val="single" w:color="auto" w:sz="4"/>
+          <w:bottom w:val="single" w:color="auto" w:sz="4"/>
+          <w:right w:val="single" w:color="auto" w:sz="4"/>
+          <w:insideH w:val="single" w:color="auto" w:sz="4"/>
+          <w:insideV w:val="single" w:color="auto" w:sz="4"/>
+        </w:tblBorders>
+      </w:tblPr>
+      <w:tblGrid>
+        <w:gridCol w:w="9638"/>
+      </w:tblGrid>
+      <w:tr>
+        <w:tc>
+          <w:tcPr>
+            <w:tcW w:type="dxa" w:w="9638"/>
+            <w:tcBorders>
+              <w:top w:val="none" w:color="FFFFFF" w:sz="0"/>
+              <w:left w:val="none" w:color="FFFFFF" w:sz="0"/>
+              <w:bottom w:val="none" w:color="FFFFFF" w:sz="0"/>
+              <w:right w:val="none" w:color="FFFFFF" w:sz="0"/>
+            </w:tcBorders>
+            <w:shd w:fill="E8F4FD" w:val="clear"/>
+            <w:tcMar>
+              <w:top w:type="dxa" w:w="120"/>
+              <w:left w:type="dxa" w:w="200"/>
+              <w:bottom w:type="dxa" w:w="120"/>
+              <w:right w:type="dxa" w:w="200"/>
+            </w:tcMar>
+          </w:tcPr>
+          <w:p>
+            <w:r>
+              <w:rPr>
+                <w:rFonts w:ascii="Arial" w:cs="Arial" w:eastAsia="Arial" w:hAnsi="Arial"/>
+                <w:color w:val="2C2C2C"/>
+                <w:sz w:val="20"/>
+                <w:szCs w:val="20"/>
+              </w:rPr>
+              <w:t xml:space="preserve">💡  Als Claude de afbeelding niet als wijnfles herkent, geeft hij {"error":"not_a_wine"} terug en toont de app een foutmelding. Claude schat altijd het drinkvenster en de prijs op basis van zijn wijnkennis — ook als die informatie niet op het label staat.</w:t>
+            </w:r>
+          </w:p>
+        </w:tc>
+      </w:tr>
+    </w:tbl>
+    <w:p>
+      <w:pPr>
+        <w:spacing w:after="0" w:before="160"/>
+      </w:pPr>
+      <w:r>
+        <w:t xml:space="preserve"/>
+      </w:r>
+    </w:p>
+    <w:p>
+      <w:pPr>
+        <w:pStyle w:val="Heading2"/>
+        <w:spacing w:after="120" w:before="320"/>
+      </w:pPr>
+      <w:r>
+        <w:rPr>
+          <w:rFonts w:ascii="Arial" w:cs="Arial" w:eastAsia="Arial" w:hAnsi="Arial"/>
+          <w:b/>
+          <w:bCs/>
+          <w:color w:val="2C2C2C"/>
+          <w:sz w:val="28"/>
+          <w:szCs w:val="28"/>
+        </w:rPr>
+        <w:t xml:space="preserve">8.5 Barcode-scan — AI-verrijking</w:t>
+      </w:r>
+    </w:p>
+    <w:p>
+      <w:pPr>
+        <w:spacing w:after="80" w:before="80"/>
+      </w:pPr>
+      <w:r>
+        <w:rPr>
+          <w:rFonts w:ascii="Arial" w:cs="Arial" w:eastAsia="Arial" w:hAnsi="Arial"/>
+          <w:color w:val="2C2C2C"/>
+          <w:sz w:val="22"/>
+          <w:szCs w:val="22"/>
+        </w:rPr>
+        <w:t xml:space="preserve">Als een barcode wordt gescand, zoekt de app eerst de basisinformatie op in de Open Food Facts-database (naam, producent, land). Vervolgens stuurt de app die gegevens naar Claude met het verzoek de ontbrekende velden aan te vullen. Claude vult dan in: regio, druivenrassen, drinkvenster, geschatte prijs, proefnotities en spijscombinaties — op basis van zijn wijnkennis.</w:t>
+      </w:r>
+    </w:p>
+    <w:p>
+      <w:pPr>
+        <w:spacing w:after="0" w:before="160"/>
+      </w:pPr>
+      <w:r>
+        <w:t xml:space="preserve"/>
+      </w:r>
+    </w:p>
+    <w:p>
+      <w:pPr>
+        <w:pStyle w:val="Heading2"/>
+        <w:spacing w:after="120" w:before="320"/>
+      </w:pPr>
+      <w:r>
+        <w:rPr>
+          <w:rFonts w:ascii="Arial" w:cs="Arial" w:eastAsia="Arial" w:hAnsi="Arial"/>
+          <w:b/>
+          <w:bCs/>
+          <w:color w:val="2C2C2C"/>
+          <w:sz w:val="28"/>
+          <w:szCs w:val="28"/>
+        </w:rPr>
+        <w:t xml:space="preserve">8.6 Maaltijdkoppeling (pairing)</w:t>
+      </w:r>
+    </w:p>
+    <w:p>
+      <w:pPr>
+        <w:spacing w:after="80" w:before="80"/>
+      </w:pPr>
+      <w:r>
+        <w:rPr>
+          <w:rFonts w:ascii="Arial" w:cs="Arial" w:eastAsia="Arial" w:hAnsi="Arial"/>
+          <w:color w:val="2C2C2C"/>
+          <w:sz w:val="22"/>
+          <w:szCs w:val="22"/>
+        </w:rPr>
+        <w:t xml:space="preserve">De gebruiker kan een gerecht invoeren waarna Claude adviseert welke wijnen uit de kelder daarbij passen. Claude krijgt de volledige kelderwijnlijst met naam, vintage, type, regio en druivenrassen. De instructie is streng: Claude mag geen wijn aanbevelen die echt niet past — lege resultaten zijn toegestaan.</w:t>
+      </w:r>
+    </w:p>
+    <w:p>
+      <w:pPr>
+        <w:spacing w:after="0" w:before="80"/>
+      </w:pPr>
+      <w:r>
+        <w:t xml:space="preserve"/>
+      </w:r>
+    </w:p>
+    <w:p>
+      <w:pPr>
+        <w:spacing w:after="80" w:before="80"/>
+      </w:pPr>
+      <w:r>
+        <w:rPr>
+          <w:rFonts w:ascii="Arial" w:cs="Arial" w:eastAsia="Arial" w:hAnsi="Arial"/>
+          <w:color w:val="2C2C2C"/>
+          <w:sz w:val="22"/>
+          <w:szCs w:val="22"/>
+        </w:rPr>
+        <w:t xml:space="preserve">Claude geeft altijd terug:</w:t>
+      </w:r>
+    </w:p>
+    <w:p>
+      <w:pPr>
+        <w:spacing w:after="0" w:before="80"/>
+      </w:pPr>
+      <w:r>
+        <w:t xml:space="preserve"/>
+      </w:r>
+    </w:p>
+    <w:tbl>
+      <w:tblPr>
+        <w:tblW w:type="dxa" w:w="9638"/>
+        <w:tblBorders>
+          <w:top w:val="single" w:color="auto" w:sz="4"/>
+          <w:left w:val="single" w:color="auto" w:sz="4"/>
+          <w:bottom w:val="single" w:color="auto" w:sz="4"/>
+          <w:right w:val="single" w:color="auto" w:sz="4"/>
+          <w:insideH w:val="single" w:color="auto" w:sz="4"/>
+          <w:insideV w:val="single" w:color="auto" w:sz="4"/>
+        </w:tblBorders>
+      </w:tblPr>
+      <w:tblGrid>
+        <w:gridCol w:w="2400"/>
+        <w:gridCol w:w="7238"/>
+      </w:tblGrid>
+      <w:tr>
+        <w:trPr>
+          <w:tblHeader/>
+        </w:trPr>
+        <w:tc>
+          <w:tcPr>
+            <w:tcW w:type="dxa" w:w="2400"/>
+            <w:tcBorders>
+              <w:top w:val="single" w:color="DDDDDD" w:sz="1"/>
+              <w:left w:val="single" w:color="DDDDDD" w:sz="1"/>
+              <w:bottom w:val="single" w:color="DDDDDD" w:sz="1"/>
+              <w:right w:val="single" w:color="DDDDDD" w:sz="1"/>
+            </w:tcBorders>
+            <w:shd w:fill="7B2D3E" w:val="clear"/>
+            <w:tcMar>
+              <w:top w:type="dxa" w:w="80"/>
+              <w:left w:type="dxa" w:w="120"/>
+              <w:bottom w:type="dxa" w:w="80"/>
+              <w:right w:type="dxa" w:w="120"/>
+            </w:tcMar>
+            <w:vAlign w:val="center"/>
+          </w:tcPr>
+          <w:p>
+            <w:r>
+              <w:rPr>
+                <w:rFonts w:ascii="Arial" w:cs="Arial" w:eastAsia="Arial" w:hAnsi="Arial"/>
+                <w:b/>
+                <w:bCs/>
+                <w:color w:val="FFFFFF"/>
+                <w:sz w:val="20"/>
+                <w:szCs w:val="20"/>
+              </w:rPr>
+              <w:t xml:space="preserve">Veld</w:t>
+            </w:r>
+          </w:p>
+        </w:tc>
+        <w:tc>
+          <w:tcPr>
+            <w:tcW w:type="dxa" w:w="7238"/>
+            <w:tcBorders>
+              <w:top w:val="single" w:color="DDDDDD" w:sz="1"/>
+              <w:left w:val="single" w:color="DDDDDD" w:sz="1"/>
+              <w:bottom w:val="single" w:color="DDDDDD" w:sz="1"/>
+              <w:right w:val="single" w:color="DDDDDD" w:sz="1"/>
+            </w:tcBorders>
+            <w:shd w:fill="7B2D3E" w:val="clear"/>
+            <w:tcMar>
+              <w:top w:type="dxa" w:w="80"/>
+              <w:left w:type="dxa" w:w="120"/>
+              <w:bottom w:type="dxa" w:w="80"/>
+              <w:right w:type="dxa" w:w="120"/>
+            </w:tcMar>
+            <w:vAlign w:val="center"/>
+          </w:tcPr>
+          <w:p>
+            <w:r>
+              <w:rPr>
+                <w:rFonts w:ascii="Arial" w:cs="Arial" w:eastAsia="Arial" w:hAnsi="Arial"/>
+                <w:b/>
+                <w:bCs/>
+                <w:color w:val="FFFFFF"/>
+                <w:sz w:val="20"/>
+                <w:szCs w:val="20"/>
+              </w:rPr>
+              <w:t xml:space="preserve">Beschrijving</w:t>
+            </w:r>
+          </w:p>
+        </w:tc>
+      </w:tr>
+      <w:tr>
+        <w:tc>
+          <w:tcPr>
+            <w:tcW w:type="dxa" w:w="2400"/>
+            <w:tcBorders>
+              <w:top w:val="single" w:color="DDDDDD" w:sz="1"/>
+              <w:left w:val="single" w:color="DDDDDD" w:sz="1"/>
+              <w:bottom w:val="single" w:color="DDDDDD" w:sz="1"/>
+              <w:right w:val="single" w:color="DDDDDD" w:sz="1"/>
+            </w:tcBorders>
+            <w:shd w:fill="FFFFFF" w:val="clear"/>
+            <w:tcMar>
+              <w:top w:type="dxa" w:w="80"/>
+              <w:left w:type="dxa" w:w="120"/>
+              <w:bottom w:type="dxa" w:w="80"/>
+              <w:right w:type="dxa" w:w="120"/>
+            </w:tcMar>
+          </w:tcPr>
+          <w:p>
+            <w:r>
+              <w:rPr>
+                <w:rFonts w:ascii="Arial" w:cs="Arial" w:eastAsia="Arial" w:hAnsi="Arial"/>
+                <w:color w:val="2C2C2C"/>
+                <w:sz w:val="20"/>
+                <w:szCs w:val="20"/>
+              </w:rPr>
+              <w:t xml:space="preserve">perfectMatches</w:t>
+            </w:r>
+          </w:p>
+        </w:tc>
+        <w:tc>
+          <w:tcPr>
+            <w:tcW w:type="dxa" w:w="7238"/>
+            <w:tcBorders>
+              <w:top w:val="single" w:color="DDDDDD" w:sz="1"/>
+              <w:left w:val="single" w:color="DDDDDD" w:sz="1"/>
+              <w:bottom w:val="single" w:color="DDDDDD" w:sz="1"/>
+              <w:right w:val="single" w:color="DDDDDD" w:sz="1"/>
+            </w:tcBorders>
+            <w:shd w:fill="FFFFFF" w:val="clear"/>
+            <w:tcMar>
+              <w:top w:type="dxa" w:w="80"/>
+              <w:left w:type="dxa" w:w="120"/>
+              <w:bottom w:type="dxa" w:w="80"/>
+              <w:right w:type="dxa" w:w="120"/>
+            </w:tcMar>
+          </w:tcPr>
+          <w:p>
+            <w:r>
+              <w:rPr>
+                <w:rFonts w:ascii="Arial" w:cs="Arial" w:eastAsia="Arial" w:hAnsi="Arial"/>
+                <w:color w:val="2C2C2C"/>
+                <w:sz w:val="20"/>
+                <w:szCs w:val="20"/>
+              </w:rPr>
+              <w:t xml:space="preserve">Wijnen uit de kelder die écht goed passen (max. 2), met uitleg per wijn</w:t>
+            </w:r>
+          </w:p>
+        </w:tc>
+      </w:tr>
+      <w:tr>
+        <w:tc>
+          <w:tcPr>
+            <w:tcW w:type="dxa" w:w="2400"/>
+            <w:tcBorders>
+              <w:top w:val="single" w:color="DDDDDD" w:sz="1"/>
+              <w:left w:val="single" w:color="DDDDDD" w:sz="1"/>
+              <w:bottom w:val="single" w:color="DDDDDD" w:sz="1"/>
+              <w:right w:val="single" w:color="DDDDDD" w:sz="1"/>
+            </w:tcBorders>
+            <w:shd w:fill="F5F5F5" w:val="clear"/>
+            <w:tcMar>
+              <w:top w:type="dxa" w:w="80"/>
+              <w:left w:type="dxa" w:w="120"/>
+              <w:bottom w:type="dxa" w:w="80"/>
+              <w:right w:type="dxa" w:w="120"/>
+            </w:tcMar>
+          </w:tcPr>
+          <w:p>
+            <w:r>
+              <w:rPr>
+                <w:rFonts w:ascii="Arial" w:cs="Arial" w:eastAsia="Arial" w:hAnsi="Arial"/>
+                <w:color w:val="2C2C2C"/>
+                <w:sz w:val="20"/>
+                <w:szCs w:val="20"/>
+              </w:rPr>
+              <w:t xml:space="preserve">acceptableMatches</w:t>
+            </w:r>
+          </w:p>
+        </w:tc>
+        <w:tc>
+          <w:tcPr>
+            <w:tcW w:type="dxa" w:w="7238"/>
+            <w:tcBorders>
+              <w:top w:val="single" w:color="DDDDDD" w:sz="1"/>
+              <w:left w:val="single" w:color="DDDDDD" w:sz="1"/>
+              <w:bottom w:val="single" w:color="DDDDDD" w:sz="1"/>
+              <w:right w:val="single" w:color="DDDDDD" w:sz="1"/>
+            </w:tcBorders>
+            <w:shd w:fill="F5F5F5" w:val="clear"/>
+            <w:tcMar>
+              <w:top w:type="dxa" w:w="80"/>
+              <w:left w:type="dxa" w:w="120"/>
+              <w:bottom w:type="dxa" w:w="80"/>
+              <w:right w:type="dxa" w:w="120"/>
+            </w:tcMar>
+          </w:tcPr>
+          <w:p>
+            <w:r>
+              <w:rPr>
+                <w:rFonts w:ascii="Arial" w:cs="Arial" w:eastAsia="Arial" w:hAnsi="Arial"/>
+                <w:color w:val="2C2C2C"/>
+                <w:sz w:val="20"/>
+                <w:szCs w:val="20"/>
+              </w:rPr>
+              <w:t xml:space="preserve">Wijnen die niet ideaal zijn maar een culinaire logica hebben (max. 1)</w:t>
+            </w:r>
+          </w:p>
+        </w:tc>
+      </w:tr>
+      <w:tr>
+        <w:tc>
+          <w:tcPr>
+            <w:tcW w:type="dxa" w:w="2400"/>
+            <w:tcBorders>
+              <w:top w:val="single" w:color="DDDDDD" w:sz="1"/>
+              <w:left w:val="single" w:color="DDDDDD" w:sz="1"/>
+              <w:bottom w:val="single" w:color="DDDDDD" w:sz="1"/>
+              <w:right w:val="single" w:color="DDDDDD" w:sz="1"/>
+            </w:tcBorders>
+            <w:shd w:fill="FFFFFF" w:val="clear"/>
+            <w:tcMar>
+              <w:top w:type="dxa" w:w="80"/>
+              <w:left w:type="dxa" w:w="120"/>
+              <w:bottom w:type="dxa" w:w="80"/>
+              <w:right w:type="dxa" w:w="120"/>
+            </w:tcMar>
+          </w:tcPr>
+          <w:p>
+            <w:r>
+              <w:rPr>
+                <w:rFonts w:ascii="Arial" w:cs="Arial" w:eastAsia="Arial" w:hAnsi="Arial"/>
+                <w:color w:val="2C2C2C"/>
+                <w:sz w:val="20"/>
+                <w:szCs w:val="20"/>
+              </w:rPr>
+              <w:t xml:space="preserve">generalSuggestion</w:t>
+            </w:r>
+          </w:p>
+        </w:tc>
+        <w:tc>
+          <w:tcPr>
+            <w:tcW w:type="dxa" w:w="7238"/>
+            <w:tcBorders>
+              <w:top w:val="single" w:color="DDDDDD" w:sz="1"/>
+              <w:left w:val="single" w:color="DDDDDD" w:sz="1"/>
+              <w:bottom w:val="single" w:color="DDDDDD" w:sz="1"/>
+              <w:right w:val="single" w:color="DDDDDD" w:sz="1"/>
+            </w:tcBorders>
+            <w:shd w:fill="FFFFFF" w:val="clear"/>
+            <w:tcMar>
+              <w:top w:type="dxa" w:w="80"/>
+              <w:left w:type="dxa" w:w="120"/>
+              <w:bottom w:type="dxa" w:w="80"/>
+              <w:right w:type="dxa" w:w="120"/>
+            </w:tcMar>
+          </w:tcPr>
+          <w:p>
+            <w:r>
+              <w:rPr>
+                <w:rFonts w:ascii="Arial" w:cs="Arial" w:eastAsia="Arial" w:hAnsi="Arial"/>
+                <w:color w:val="2C2C2C"/>
+                <w:sz w:val="20"/>
+                <w:szCs w:val="20"/>
+              </w:rPr>
+              <w:t xml:space="preserve">Algemene aanbeveling: welk wijnstijl past het beste bij dit gerecht?</w:t>
+            </w:r>
+          </w:p>
+        </w:tc>
+      </w:tr>
+      <w:tr>
+        <w:tc>
+          <w:tcPr>
+            <w:tcW w:type="dxa" w:w="2400"/>
+            <w:tcBorders>
+              <w:top w:val="single" w:color="DDDDDD" w:sz="1"/>
+              <w:left w:val="single" w:color="DDDDDD" w:sz="1"/>
+              <w:bottom w:val="single" w:color="DDDDDD" w:sz="1"/>
+              <w:right w:val="single" w:color="DDDDDD" w:sz="1"/>
+            </w:tcBorders>
+            <w:shd w:fill="F5F5F5" w:val="clear"/>
+            <w:tcMar>
+              <w:top w:type="dxa" w:w="80"/>
+              <w:left w:type="dxa" w:w="120"/>
+              <w:bottom w:type="dxa" w:w="80"/>
+              <w:right w:type="dxa" w:w="120"/>
+            </w:tcMar>
+          </w:tcPr>
+          <w:p>
+            <w:r>
+              <w:rPr>
+                <w:rFonts w:ascii="Arial" w:cs="Arial" w:eastAsia="Arial" w:hAnsi="Arial"/>
+                <w:color w:val="2C2C2C"/>
+                <w:sz w:val="20"/>
+                <w:szCs w:val="20"/>
+              </w:rPr>
+              <w:t xml:space="preserve">externalSuggestions</w:t>
+            </w:r>
+          </w:p>
+        </w:tc>
+        <w:tc>
+          <w:tcPr>
+            <w:tcW w:type="dxa" w:w="7238"/>
+            <w:tcBorders>
+              <w:top w:val="single" w:color="DDDDDD" w:sz="1"/>
+              <w:left w:val="single" w:color="DDDDDD" w:sz="1"/>
+              <w:bottom w:val="single" w:color="DDDDDD" w:sz="1"/>
+              <w:right w:val="single" w:color="DDDDDD" w:sz="1"/>
+            </w:tcBorders>
+            <w:shd w:fill="F5F5F5" w:val="clear"/>
+            <w:tcMar>
+              <w:top w:type="dxa" w:w="80"/>
+              <w:left w:type="dxa" w:w="120"/>
+              <w:bottom w:type="dxa" w:w="80"/>
+              <w:right w:type="dxa" w:w="120"/>
+            </w:tcMar>
+          </w:tcPr>
+          <w:p>
+            <w:r>
+              <w:rPr>
+                <w:rFonts w:ascii="Arial" w:cs="Arial" w:eastAsia="Arial" w:hAnsi="Arial"/>
+                <w:color w:val="2C2C2C"/>
+                <w:sz w:val="20"/>
+                <w:szCs w:val="20"/>
+              </w:rPr>
+              <w:t xml:space="preserve">Altijd 3 specifieke, echte flessen om te kopen (met naam, producent, prijsindicatie en verkrijgbaarheid)</w:t>
+            </w:r>
+          </w:p>
+        </w:tc>
+      </w:tr>
+    </w:tbl>
+    <w:p>
+      <w:pPr>
+        <w:spacing w:after="0" w:before="80"/>
+      </w:pPr>
+      <w:r>
+        <w:t xml:space="preserve"/>
+      </w:r>
+    </w:p>
+    <w:p>
+      <w:pPr>
+        <w:spacing w:after="80" w:before="80"/>
+      </w:pPr>
+      <w:r>
+        <w:rPr>
+          <w:rFonts w:ascii="Arial" w:cs="Arial" w:eastAsia="Arial" w:hAnsi="Arial"/>
+          <w:color w:val="2C2C2C"/>
+          <w:sz w:val="22"/>
+          <w:szCs w:val="22"/>
+        </w:rPr>
+        <w:t xml:space="preserve">Wijnen die bijna op zijn (drinkUntil ≤ huidig jaar + 2) krijgen een voorkeur als tiebreaker — niet als reden om ze te pushen als ze niet passen.</w:t>
+      </w:r>
+    </w:p>
+    <w:p>
+      <w:pPr>
+        <w:spacing w:after="0" w:before="160"/>
+      </w:pPr>
+      <w:r>
+        <w:t xml:space="preserve"/>
+      </w:r>
+    </w:p>
+    <w:p>
+      <w:pPr>
+        <w:pStyle w:val="Heading2"/>
+        <w:spacing w:after="120" w:before="320"/>
+      </w:pPr>
+      <w:r>
+        <w:rPr>
+          <w:rFonts w:ascii="Arial" w:cs="Arial" w:eastAsia="Arial" w:hAnsi="Arial"/>
+          <w:b/>
+          <w:bCs/>
+          <w:color w:val="2C2C2C"/>
+          <w:sz w:val="28"/>
+          <w:szCs w:val="28"/>
+        </w:rPr>
+        <w:t xml:space="preserve">8.7 Wijnzoeken op vrije tekst</w:t>
+      </w:r>
+    </w:p>
+    <w:p>
+      <w:pPr>
+        <w:spacing w:after="80" w:before="80"/>
+      </w:pPr>
+      <w:r>
+        <w:rPr>
+          <w:rFonts w:ascii="Arial" w:cs="Arial" w:eastAsia="Arial" w:hAnsi="Arial"/>
+          <w:color w:val="2C2C2C"/>
+          <w:sz w:val="22"/>
+          <w:szCs w:val="22"/>
+        </w:rPr>
+        <w:t xml:space="preserve">Gebruikers kunnen ook zoeken op een vrije zoekterm (bijv. "lichte rode wijn bij pasta" of "Barolo 2018"). Claude geeft dan maximaal 5 specifieke, echte flessen terug die passen bij de zoekopdracht, met voor elke fles: naam, producent, vintage, regio, land, type, druiven, spijscombinaties, proefnotitie, drinkvenster en geschatte prijs. Claude varieert altijd in producent, regio en prijsklasse, tenzij de zoekvraag heel specifiek is.</w:t>
+      </w:r>
+    </w:p>
     <w:p>
       <w:r>
         <w:br w:type="page"/>
